--- a/SDK_DEVELOPER_IMPLEMENTATION_GUIDE.docx
+++ b/SDK_DEVELOPER_IMPLEMENTATION_GUIDE.docx
@@ -7,6 +7,29 @@
         <w:pStyle w:val="Heading1"/>
       </w:pPr>
       <w:r>
+        <w:t>Table of Contents</w:t>
+      </w:r>
+    </w:p>
+    <w:p>
+      <w:r>
+        <w:fldChar w:fldCharType="begin"/>
+        <w:instrText xml:space="preserve">TOC \o "1-3" \h \z \u</w:instrText>
+        <w:fldChar w:fldCharType="separate">
+          <w:t>Right-click and Update Field to generate table of contents.</w:t>
+        </w:fldChar>
+        <w:fldChar w:fldCharType="end"/>
+      </w:r>
+    </w:p>
+    <w:p>
+      <w:r>
+        <w:br w:type="page"/>
+      </w:r>
+    </w:p>
+    <w:p>
+      <w:pPr>
+        <w:pStyle w:val="Heading1"/>
+      </w:pPr>
+      <w:r>
         <w:t>SDK Developer Implementation Guide</w:t>
       </w:r>
     </w:p>
@@ -5089,6 +5112,59 @@
         <w:pStyle w:val="NoSpacing"/>
       </w:pPr>
       <w:r>
+        <w:t xml:space="preserve">    APP-&gt;&gt;SDK: connect()</w:t>
+      </w:r>
+    </w:p>
+    <w:p>
+      <w:pPr>
+        <w:pStyle w:val="NoSpacing"/>
+      </w:pPr>
+      <w:r>
+        <w:t xml:space="preserve">    SDK-&gt;&gt;SM: ensureValidSession()</w:t>
+      </w:r>
+    </w:p>
+    <w:p>
+      <w:pPr>
+        <w:pStyle w:val="NoSpacing"/>
+      </w:pPr>
+      <w:r>
+        <w:t xml:space="preserve">    SM-&gt;&gt;API: POST /api/v1/sdk/auth/client-sessions</w:t>
+      </w:r>
+    </w:p>
+    <w:p>
+      <w:pPr>
+        <w:pStyle w:val="NoSpacing"/>
+      </w:pPr>
+      <w:r>
+        <w:t xml:space="preserve">    API--&gt;&gt;SM: token, session_id, expires_in</w:t>
+      </w:r>
+    </w:p>
+    <w:p>
+      <w:pPr>
+        <w:pStyle w:val="NoSpacing"/>
+      </w:pPr>
+      <w:r>
+        <w:t xml:space="preserve">    SM--&gt;&gt;SDK: active session</w:t>
+      </w:r>
+    </w:p>
+    <w:p>
+      <w:pPr>
+        <w:pStyle w:val="NoSpacing"/>
+      </w:pPr>
+      <w:r>
+        <w:t xml:space="preserve">    SDK--&gt;&gt;APP: sdk.connection.changed(connected)</w:t>
+      </w:r>
+    </w:p>
+    <w:p>
+      <w:pPr>
+        <w:pStyle w:val="NoSpacing"/>
+      </w:pPr>
+    </w:p>
+    <w:p>
+      <w:pPr>
+        <w:pStyle w:val="NoSpacing"/>
+      </w:pPr>
+      <w:r>
         <w:t xml:space="preserve">    APP-&gt;&gt;SDK: identify(callerProfile {email,name,phone_number,type})</w:t>
       </w:r>
     </w:p>
@@ -5097,60 +5173,23 @@
         <w:pStyle w:val="NoSpacing"/>
       </w:pPr>
       <w:r>
+        <w:t xml:space="preserve">    SDK-&gt;&gt;API: POST /api/v1/users/identify</w:t>
+      </w:r>
+    </w:p>
+    <w:p>
+      <w:pPr>
+        <w:pStyle w:val="NoSpacing"/>
+      </w:pPr>
+      <w:r>
+        <w:t xml:space="preserve">    API--&gt;&gt;SDK: upserted user (created or updated)</w:t>
+      </w:r>
+    </w:p>
+    <w:p>
+      <w:pPr>
+        <w:pStyle w:val="NoSpacing"/>
+      </w:pPr>
+      <w:r>
         <w:t xml:space="preserve">    SDK-&gt;&gt;SDK: store identity context (email as central identity)</w:t>
-      </w:r>
-    </w:p>
-    <w:p>
-      <w:pPr>
-        <w:pStyle w:val="NoSpacing"/>
-      </w:pPr>
-    </w:p>
-    <w:p>
-      <w:pPr>
-        <w:pStyle w:val="NoSpacing"/>
-      </w:pPr>
-      <w:r>
-        <w:t xml:space="preserve">    APP-&gt;&gt;SDK: connect()</w:t>
-      </w:r>
-    </w:p>
-    <w:p>
-      <w:pPr>
-        <w:pStyle w:val="NoSpacing"/>
-      </w:pPr>
-      <w:r>
-        <w:t xml:space="preserve">    SDK-&gt;&gt;SM: ensureValidSession()</w:t>
-      </w:r>
-    </w:p>
-    <w:p>
-      <w:pPr>
-        <w:pStyle w:val="NoSpacing"/>
-      </w:pPr>
-      <w:r>
-        <w:t xml:space="preserve">    SM-&gt;&gt;API: POST /api/v1/sdk/auth/client-sessions</w:t>
-      </w:r>
-    </w:p>
-    <w:p>
-      <w:pPr>
-        <w:pStyle w:val="NoSpacing"/>
-      </w:pPr>
-      <w:r>
-        <w:t xml:space="preserve">    API--&gt;&gt;SM: token, session_id, expires_in</w:t>
-      </w:r>
-    </w:p>
-    <w:p>
-      <w:pPr>
-        <w:pStyle w:val="NoSpacing"/>
-      </w:pPr>
-      <w:r>
-        <w:t xml:space="preserve">    SM--&gt;&gt;SDK: active session</w:t>
-      </w:r>
-    </w:p>
-    <w:p>
-      <w:pPr>
-        <w:pStyle w:val="NoSpacing"/>
-      </w:pPr>
-      <w:r>
-        <w:t xml:space="preserve">    SDK--&gt;&gt;APP: sdk.connection.changed(connected)</w:t>
       </w:r>
     </w:p>
     <w:p>
@@ -5393,6 +5432,14 @@
       </w:pPr>
       <w:r>
         <w:t>Identity for SDK flows is centered on `email`; SDK caller/callee objects should avoid `id` for frontend inputs.</w:t>
+      </w:r>
+    </w:p>
+    <w:p>
+      <w:pPr>
+        <w:pStyle w:val="ListBullet"/>
+      </w:pPr>
+      <w:r>
+        <w:t>SDK `identify(...)` calls `POST /api/v1/users/identify` to upsert user by email before call/messaging flows.</w:t>
       </w:r>
     </w:p>
     <w:p>

--- a/SDK_DEVELOPER_IMPLEMENTATION_GUIDE.docx
+++ b/SDK_DEVELOPER_IMPLEMENTATION_GUIDE.docx
@@ -6,11 +6,24 @@
       <w:pPr>
         <w:pStyle w:val="Heading1"/>
       </w:pPr>
+      <w:bookmarkStart w:id="0" w:name="_Toc228193368"/>
       <w:r>
         <w:t>Table of Contents</w:t>
       </w:r>
-    </w:p>
-    <w:p>
+      <w:bookmarkStart w:id="1" w:name="_GoBack"/>
+      <w:bookmarkEnd w:id="0"/>
+      <w:bookmarkEnd w:id="1"/>
+    </w:p>
+    <w:p>
+      <w:pPr>
+        <w:pStyle w:val="TOC1"/>
+        <w:tabs>
+          <w:tab w:val="right" w:leader="dot" w:pos="8630"/>
+        </w:tabs>
+        <w:rPr>
+          <w:noProof/>
+        </w:rPr>
+      </w:pPr>
       <w:r>
         <w:fldChar w:fldCharType="begin"/>
       </w:r>
@@ -20,9 +33,3329 @@
       <w:r>
         <w:fldChar w:fldCharType="separate"/>
       </w:r>
-      <w:r>
-        <w:t>Right-click and Update Field to generate table of contents.</w:t>
-      </w:r>
+      <w:hyperlink w:anchor="_Toc228193368" w:history="1">
+        <w:r>
+          <w:rPr>
+            <w:rStyle w:val="Hyperlink"/>
+            <w:noProof/>
+          </w:rPr>
+          <w:t>Table of Contents</w:t>
+        </w:r>
+        <w:r>
+          <w:rPr>
+            <w:noProof/>
+            <w:webHidden/>
+          </w:rPr>
+          <w:tab/>
+        </w:r>
+        <w:r>
+          <w:rPr>
+            <w:noProof/>
+            <w:webHidden/>
+          </w:rPr>
+          <w:fldChar w:fldCharType="begin"/>
+        </w:r>
+        <w:r>
+          <w:rPr>
+            <w:noProof/>
+            <w:webHidden/>
+          </w:rPr>
+          <w:instrText xml:space="preserve"> PAGEREF _Toc228193368 \h </w:instrText>
+        </w:r>
+        <w:r>
+          <w:rPr>
+            <w:noProof/>
+            <w:webHidden/>
+          </w:rPr>
+        </w:r>
+        <w:r>
+          <w:rPr>
+            <w:noProof/>
+            <w:webHidden/>
+          </w:rPr>
+          <w:fldChar w:fldCharType="separate"/>
+        </w:r>
+        <w:r>
+          <w:rPr>
+            <w:noProof/>
+            <w:webHidden/>
+          </w:rPr>
+          <w:t>1</w:t>
+        </w:r>
+        <w:r>
+          <w:rPr>
+            <w:noProof/>
+            <w:webHidden/>
+          </w:rPr>
+          <w:fldChar w:fldCharType="end"/>
+        </w:r>
+      </w:hyperlink>
+    </w:p>
+    <w:p>
+      <w:pPr>
+        <w:pStyle w:val="TOC1"/>
+        <w:tabs>
+          <w:tab w:val="right" w:leader="dot" w:pos="8630"/>
+        </w:tabs>
+        <w:rPr>
+          <w:noProof/>
+        </w:rPr>
+      </w:pPr>
+      <w:hyperlink w:anchor="_Toc228193369" w:history="1">
+        <w:r>
+          <w:rPr>
+            <w:rStyle w:val="Hyperlink"/>
+            <w:noProof/>
+          </w:rPr>
+          <w:t>SDK Developer Implementation Guide</w:t>
+        </w:r>
+        <w:r>
+          <w:rPr>
+            <w:noProof/>
+            <w:webHidden/>
+          </w:rPr>
+          <w:tab/>
+        </w:r>
+        <w:r>
+          <w:rPr>
+            <w:noProof/>
+            <w:webHidden/>
+          </w:rPr>
+          <w:fldChar w:fldCharType="begin"/>
+        </w:r>
+        <w:r>
+          <w:rPr>
+            <w:noProof/>
+            <w:webHidden/>
+          </w:rPr>
+          <w:instrText xml:space="preserve"> PAGEREF _Toc228193369 \h </w:instrText>
+        </w:r>
+        <w:r>
+          <w:rPr>
+            <w:noProof/>
+            <w:webHidden/>
+          </w:rPr>
+        </w:r>
+        <w:r>
+          <w:rPr>
+            <w:noProof/>
+            <w:webHidden/>
+          </w:rPr>
+          <w:fldChar w:fldCharType="separate"/>
+        </w:r>
+        <w:r>
+          <w:rPr>
+            <w:noProof/>
+            <w:webHidden/>
+          </w:rPr>
+          <w:t>3</w:t>
+        </w:r>
+        <w:r>
+          <w:rPr>
+            <w:noProof/>
+            <w:webHidden/>
+          </w:rPr>
+          <w:fldChar w:fldCharType="end"/>
+        </w:r>
+      </w:hyperlink>
+    </w:p>
+    <w:p>
+      <w:pPr>
+        <w:pStyle w:val="TOC1"/>
+        <w:tabs>
+          <w:tab w:val="right" w:leader="dot" w:pos="8630"/>
+        </w:tabs>
+        <w:rPr>
+          <w:noProof/>
+        </w:rPr>
+      </w:pPr>
+      <w:hyperlink w:anchor="_Toc228193370" w:history="1">
+        <w:r>
+          <w:rPr>
+            <w:rStyle w:val="Hyperlink"/>
+            <w:noProof/>
+          </w:rPr>
+          <w:t>Kasookoo SDK for React, Kotlin, and Swift</w:t>
+        </w:r>
+        <w:r>
+          <w:rPr>
+            <w:noProof/>
+            <w:webHidden/>
+          </w:rPr>
+          <w:tab/>
+        </w:r>
+        <w:r>
+          <w:rPr>
+            <w:noProof/>
+            <w:webHidden/>
+          </w:rPr>
+          <w:fldChar w:fldCharType="begin"/>
+        </w:r>
+        <w:r>
+          <w:rPr>
+            <w:noProof/>
+            <w:webHidden/>
+          </w:rPr>
+          <w:instrText xml:space="preserve"> PAGEREF _Toc228193370 \h </w:instrText>
+        </w:r>
+        <w:r>
+          <w:rPr>
+            <w:noProof/>
+            <w:webHidden/>
+          </w:rPr>
+        </w:r>
+        <w:r>
+          <w:rPr>
+            <w:noProof/>
+            <w:webHidden/>
+          </w:rPr>
+          <w:fldChar w:fldCharType="separate"/>
+        </w:r>
+        <w:r>
+          <w:rPr>
+            <w:noProof/>
+            <w:webHidden/>
+          </w:rPr>
+          <w:t>3</w:t>
+        </w:r>
+        <w:r>
+          <w:rPr>
+            <w:noProof/>
+            <w:webHidden/>
+          </w:rPr>
+          <w:fldChar w:fldCharType="end"/>
+        </w:r>
+      </w:hyperlink>
+    </w:p>
+    <w:p>
+      <w:pPr>
+        <w:pStyle w:val="TOC2"/>
+        <w:tabs>
+          <w:tab w:val="right" w:leader="dot" w:pos="8630"/>
+        </w:tabs>
+        <w:rPr>
+          <w:noProof/>
+        </w:rPr>
+      </w:pPr>
+      <w:hyperlink w:anchor="_Toc228193371" w:history="1">
+        <w:r>
+          <w:rPr>
+            <w:rStyle w:val="Hyperlink"/>
+            <w:noProof/>
+          </w:rPr>
+          <w:t>1) Purpose</w:t>
+        </w:r>
+        <w:r>
+          <w:rPr>
+            <w:noProof/>
+            <w:webHidden/>
+          </w:rPr>
+          <w:tab/>
+        </w:r>
+        <w:r>
+          <w:rPr>
+            <w:noProof/>
+            <w:webHidden/>
+          </w:rPr>
+          <w:fldChar w:fldCharType="begin"/>
+        </w:r>
+        <w:r>
+          <w:rPr>
+            <w:noProof/>
+            <w:webHidden/>
+          </w:rPr>
+          <w:instrText xml:space="preserve"> PAGEREF _Toc228193371 \h </w:instrText>
+        </w:r>
+        <w:r>
+          <w:rPr>
+            <w:noProof/>
+            <w:webHidden/>
+          </w:rPr>
+        </w:r>
+        <w:r>
+          <w:rPr>
+            <w:noProof/>
+            <w:webHidden/>
+          </w:rPr>
+          <w:fldChar w:fldCharType="separate"/>
+        </w:r>
+        <w:r>
+          <w:rPr>
+            <w:noProof/>
+            <w:webHidden/>
+          </w:rPr>
+          <w:t>3</w:t>
+        </w:r>
+        <w:r>
+          <w:rPr>
+            <w:noProof/>
+            <w:webHidden/>
+          </w:rPr>
+          <w:fldChar w:fldCharType="end"/>
+        </w:r>
+      </w:hyperlink>
+    </w:p>
+    <w:p>
+      <w:pPr>
+        <w:pStyle w:val="TOC2"/>
+        <w:tabs>
+          <w:tab w:val="right" w:leader="dot" w:pos="8630"/>
+        </w:tabs>
+        <w:rPr>
+          <w:noProof/>
+        </w:rPr>
+      </w:pPr>
+      <w:hyperlink w:anchor="_Toc228193372" w:history="1">
+        <w:r>
+          <w:rPr>
+            <w:rStyle w:val="Hyperlink"/>
+            <w:noProof/>
+          </w:rPr>
+          <w:t>2) Scope and Principles</w:t>
+        </w:r>
+        <w:r>
+          <w:rPr>
+            <w:noProof/>
+            <w:webHidden/>
+          </w:rPr>
+          <w:tab/>
+        </w:r>
+        <w:r>
+          <w:rPr>
+            <w:noProof/>
+            <w:webHidden/>
+          </w:rPr>
+          <w:fldChar w:fldCharType="begin"/>
+        </w:r>
+        <w:r>
+          <w:rPr>
+            <w:noProof/>
+            <w:webHidden/>
+          </w:rPr>
+          <w:instrText xml:space="preserve"> PAGEREF _Toc228193372 \h </w:instrText>
+        </w:r>
+        <w:r>
+          <w:rPr>
+            <w:noProof/>
+            <w:webHidden/>
+          </w:rPr>
+        </w:r>
+        <w:r>
+          <w:rPr>
+            <w:noProof/>
+            <w:webHidden/>
+          </w:rPr>
+          <w:fldChar w:fldCharType="separate"/>
+        </w:r>
+        <w:r>
+          <w:rPr>
+            <w:noProof/>
+            <w:webHidden/>
+          </w:rPr>
+          <w:t>3</w:t>
+        </w:r>
+        <w:r>
+          <w:rPr>
+            <w:noProof/>
+            <w:webHidden/>
+          </w:rPr>
+          <w:fldChar w:fldCharType="end"/>
+        </w:r>
+      </w:hyperlink>
+    </w:p>
+    <w:p>
+      <w:pPr>
+        <w:pStyle w:val="TOC3"/>
+        <w:tabs>
+          <w:tab w:val="right" w:leader="dot" w:pos="8630"/>
+        </w:tabs>
+        <w:rPr>
+          <w:noProof/>
+        </w:rPr>
+      </w:pPr>
+      <w:hyperlink w:anchor="_Toc228193373" w:history="1">
+        <w:r>
+          <w:rPr>
+            <w:rStyle w:val="Hyperlink"/>
+            <w:noProof/>
+          </w:rPr>
+          <w:t>In Scope</w:t>
+        </w:r>
+        <w:r>
+          <w:rPr>
+            <w:noProof/>
+            <w:webHidden/>
+          </w:rPr>
+          <w:tab/>
+        </w:r>
+        <w:r>
+          <w:rPr>
+            <w:noProof/>
+            <w:webHidden/>
+          </w:rPr>
+          <w:fldChar w:fldCharType="begin"/>
+        </w:r>
+        <w:r>
+          <w:rPr>
+            <w:noProof/>
+            <w:webHidden/>
+          </w:rPr>
+          <w:instrText xml:space="preserve"> PAGEREF _Toc228193373 \h </w:instrText>
+        </w:r>
+        <w:r>
+          <w:rPr>
+            <w:noProof/>
+            <w:webHidden/>
+          </w:rPr>
+        </w:r>
+        <w:r>
+          <w:rPr>
+            <w:noProof/>
+            <w:webHidden/>
+          </w:rPr>
+          <w:fldChar w:fldCharType="separate"/>
+        </w:r>
+        <w:r>
+          <w:rPr>
+            <w:noProof/>
+            <w:webHidden/>
+          </w:rPr>
+          <w:t>3</w:t>
+        </w:r>
+        <w:r>
+          <w:rPr>
+            <w:noProof/>
+            <w:webHidden/>
+          </w:rPr>
+          <w:fldChar w:fldCharType="end"/>
+        </w:r>
+      </w:hyperlink>
+    </w:p>
+    <w:p>
+      <w:pPr>
+        <w:pStyle w:val="TOC3"/>
+        <w:tabs>
+          <w:tab w:val="right" w:leader="dot" w:pos="8630"/>
+        </w:tabs>
+        <w:rPr>
+          <w:noProof/>
+        </w:rPr>
+      </w:pPr>
+      <w:hyperlink w:anchor="_Toc228193374" w:history="1">
+        <w:r>
+          <w:rPr>
+            <w:rStyle w:val="Hyperlink"/>
+            <w:noProof/>
+          </w:rPr>
+          <w:t>Core Principles</w:t>
+        </w:r>
+        <w:r>
+          <w:rPr>
+            <w:noProof/>
+            <w:webHidden/>
+          </w:rPr>
+          <w:tab/>
+        </w:r>
+        <w:r>
+          <w:rPr>
+            <w:noProof/>
+            <w:webHidden/>
+          </w:rPr>
+          <w:fldChar w:fldCharType="begin"/>
+        </w:r>
+        <w:r>
+          <w:rPr>
+            <w:noProof/>
+            <w:webHidden/>
+          </w:rPr>
+          <w:instrText xml:space="preserve"> PAGEREF _Toc228193374 \h </w:instrText>
+        </w:r>
+        <w:r>
+          <w:rPr>
+            <w:noProof/>
+            <w:webHidden/>
+          </w:rPr>
+        </w:r>
+        <w:r>
+          <w:rPr>
+            <w:noProof/>
+            <w:webHidden/>
+          </w:rPr>
+          <w:fldChar w:fldCharType="separate"/>
+        </w:r>
+        <w:r>
+          <w:rPr>
+            <w:noProof/>
+            <w:webHidden/>
+          </w:rPr>
+          <w:t>3</w:t>
+        </w:r>
+        <w:r>
+          <w:rPr>
+            <w:noProof/>
+            <w:webHidden/>
+          </w:rPr>
+          <w:fldChar w:fldCharType="end"/>
+        </w:r>
+      </w:hyperlink>
+    </w:p>
+    <w:p>
+      <w:pPr>
+        <w:pStyle w:val="TOC2"/>
+        <w:tabs>
+          <w:tab w:val="right" w:leader="dot" w:pos="8630"/>
+        </w:tabs>
+        <w:rPr>
+          <w:noProof/>
+        </w:rPr>
+      </w:pPr>
+      <w:hyperlink w:anchor="_Toc228193375" w:history="1">
+        <w:r>
+          <w:rPr>
+            <w:rStyle w:val="Hyperlink"/>
+            <w:noProof/>
+          </w:rPr>
+          <w:t>3) Backend API Consumption Model</w:t>
+        </w:r>
+        <w:r>
+          <w:rPr>
+            <w:noProof/>
+            <w:webHidden/>
+          </w:rPr>
+          <w:tab/>
+        </w:r>
+        <w:r>
+          <w:rPr>
+            <w:noProof/>
+            <w:webHidden/>
+          </w:rPr>
+          <w:fldChar w:fldCharType="begin"/>
+        </w:r>
+        <w:r>
+          <w:rPr>
+            <w:noProof/>
+            <w:webHidden/>
+          </w:rPr>
+          <w:instrText xml:space="preserve"> PAGEREF _Toc228193375 \h </w:instrText>
+        </w:r>
+        <w:r>
+          <w:rPr>
+            <w:noProof/>
+            <w:webHidden/>
+          </w:rPr>
+        </w:r>
+        <w:r>
+          <w:rPr>
+            <w:noProof/>
+            <w:webHidden/>
+          </w:rPr>
+          <w:fldChar w:fldCharType="separate"/>
+        </w:r>
+        <w:r>
+          <w:rPr>
+            <w:noProof/>
+            <w:webHidden/>
+          </w:rPr>
+          <w:t>4</w:t>
+        </w:r>
+        <w:r>
+          <w:rPr>
+            <w:noProof/>
+            <w:webHidden/>
+          </w:rPr>
+          <w:fldChar w:fldCharType="end"/>
+        </w:r>
+      </w:hyperlink>
+    </w:p>
+    <w:p>
+      <w:pPr>
+        <w:pStyle w:val="TOC3"/>
+        <w:tabs>
+          <w:tab w:val="right" w:leader="dot" w:pos="8630"/>
+        </w:tabs>
+        <w:rPr>
+          <w:noProof/>
+        </w:rPr>
+      </w:pPr>
+      <w:hyperlink w:anchor="_Toc228193376" w:history="1">
+        <w:r>
+          <w:rPr>
+            <w:rStyle w:val="Hyperlink"/>
+            <w:noProof/>
+          </w:rPr>
+          <w:t>Required Backend Flows</w:t>
+        </w:r>
+        <w:r>
+          <w:rPr>
+            <w:noProof/>
+            <w:webHidden/>
+          </w:rPr>
+          <w:tab/>
+        </w:r>
+        <w:r>
+          <w:rPr>
+            <w:noProof/>
+            <w:webHidden/>
+          </w:rPr>
+          <w:fldChar w:fldCharType="begin"/>
+        </w:r>
+        <w:r>
+          <w:rPr>
+            <w:noProof/>
+            <w:webHidden/>
+          </w:rPr>
+          <w:instrText xml:space="preserve"> PAGEREF _Toc228193376 \h </w:instrText>
+        </w:r>
+        <w:r>
+          <w:rPr>
+            <w:noProof/>
+            <w:webHidden/>
+          </w:rPr>
+        </w:r>
+        <w:r>
+          <w:rPr>
+            <w:noProof/>
+            <w:webHidden/>
+          </w:rPr>
+          <w:fldChar w:fldCharType="separate"/>
+        </w:r>
+        <w:r>
+          <w:rPr>
+            <w:noProof/>
+            <w:webHidden/>
+          </w:rPr>
+          <w:t>4</w:t>
+        </w:r>
+        <w:r>
+          <w:rPr>
+            <w:noProof/>
+            <w:webHidden/>
+          </w:rPr>
+          <w:fldChar w:fldCharType="end"/>
+        </w:r>
+      </w:hyperlink>
+    </w:p>
+    <w:p>
+      <w:pPr>
+        <w:pStyle w:val="TOC2"/>
+        <w:tabs>
+          <w:tab w:val="right" w:leader="dot" w:pos="8630"/>
+        </w:tabs>
+        <w:rPr>
+          <w:noProof/>
+        </w:rPr>
+      </w:pPr>
+      <w:hyperlink w:anchor="_Toc228193377" w:history="1">
+        <w:r>
+          <w:rPr>
+            <w:rStyle w:val="Hyperlink"/>
+            <w:noProof/>
+          </w:rPr>
+          <w:t>4) Public SDK Contract (Recommended)</w:t>
+        </w:r>
+        <w:r>
+          <w:rPr>
+            <w:noProof/>
+            <w:webHidden/>
+          </w:rPr>
+          <w:tab/>
+        </w:r>
+        <w:r>
+          <w:rPr>
+            <w:noProof/>
+            <w:webHidden/>
+          </w:rPr>
+          <w:fldChar w:fldCharType="begin"/>
+        </w:r>
+        <w:r>
+          <w:rPr>
+            <w:noProof/>
+            <w:webHidden/>
+          </w:rPr>
+          <w:instrText xml:space="preserve"> PAGEREF _Toc228193377 \h </w:instrText>
+        </w:r>
+        <w:r>
+          <w:rPr>
+            <w:noProof/>
+            <w:webHidden/>
+          </w:rPr>
+        </w:r>
+        <w:r>
+          <w:rPr>
+            <w:noProof/>
+            <w:webHidden/>
+          </w:rPr>
+          <w:fldChar w:fldCharType="separate"/>
+        </w:r>
+        <w:r>
+          <w:rPr>
+            <w:noProof/>
+            <w:webHidden/>
+          </w:rPr>
+          <w:t>5</w:t>
+        </w:r>
+        <w:r>
+          <w:rPr>
+            <w:noProof/>
+            <w:webHidden/>
+          </w:rPr>
+          <w:fldChar w:fldCharType="end"/>
+        </w:r>
+      </w:hyperlink>
+    </w:p>
+    <w:p>
+      <w:pPr>
+        <w:pStyle w:val="TOC3"/>
+        <w:tabs>
+          <w:tab w:val="right" w:leader="dot" w:pos="8630"/>
+        </w:tabs>
+        <w:rPr>
+          <w:noProof/>
+        </w:rPr>
+      </w:pPr>
+      <w:hyperlink w:anchor="_Toc228193378" w:history="1">
+        <w:r>
+          <w:rPr>
+            <w:rStyle w:val="Hyperlink"/>
+            <w:noProof/>
+          </w:rPr>
+          <w:t>Lifecycle</w:t>
+        </w:r>
+        <w:r>
+          <w:rPr>
+            <w:noProof/>
+            <w:webHidden/>
+          </w:rPr>
+          <w:tab/>
+        </w:r>
+        <w:r>
+          <w:rPr>
+            <w:noProof/>
+            <w:webHidden/>
+          </w:rPr>
+          <w:fldChar w:fldCharType="begin"/>
+        </w:r>
+        <w:r>
+          <w:rPr>
+            <w:noProof/>
+            <w:webHidden/>
+          </w:rPr>
+          <w:instrText xml:space="preserve"> PAGEREF _Toc228193378 \h </w:instrText>
+        </w:r>
+        <w:r>
+          <w:rPr>
+            <w:noProof/>
+            <w:webHidden/>
+          </w:rPr>
+        </w:r>
+        <w:r>
+          <w:rPr>
+            <w:noProof/>
+            <w:webHidden/>
+          </w:rPr>
+          <w:fldChar w:fldCharType="separate"/>
+        </w:r>
+        <w:r>
+          <w:rPr>
+            <w:noProof/>
+            <w:webHidden/>
+          </w:rPr>
+          <w:t>5</w:t>
+        </w:r>
+        <w:r>
+          <w:rPr>
+            <w:noProof/>
+            <w:webHidden/>
+          </w:rPr>
+          <w:fldChar w:fldCharType="end"/>
+        </w:r>
+      </w:hyperlink>
+    </w:p>
+    <w:p>
+      <w:pPr>
+        <w:pStyle w:val="TOC3"/>
+        <w:tabs>
+          <w:tab w:val="right" w:leader="dot" w:pos="8630"/>
+        </w:tabs>
+        <w:rPr>
+          <w:noProof/>
+        </w:rPr>
+      </w:pPr>
+      <w:hyperlink w:anchor="_Toc228193379" w:history="1">
+        <w:r>
+          <w:rPr>
+            <w:rStyle w:val="Hyperlink"/>
+            <w:noProof/>
+          </w:rPr>
+          <w:t>Identity</w:t>
+        </w:r>
+        <w:r>
+          <w:rPr>
+            <w:noProof/>
+            <w:webHidden/>
+          </w:rPr>
+          <w:tab/>
+        </w:r>
+        <w:r>
+          <w:rPr>
+            <w:noProof/>
+            <w:webHidden/>
+          </w:rPr>
+          <w:fldChar w:fldCharType="begin"/>
+        </w:r>
+        <w:r>
+          <w:rPr>
+            <w:noProof/>
+            <w:webHidden/>
+          </w:rPr>
+          <w:instrText xml:space="preserve"> PAGEREF _Toc228193379 \h </w:instrText>
+        </w:r>
+        <w:r>
+          <w:rPr>
+            <w:noProof/>
+            <w:webHidden/>
+          </w:rPr>
+        </w:r>
+        <w:r>
+          <w:rPr>
+            <w:noProof/>
+            <w:webHidden/>
+          </w:rPr>
+          <w:fldChar w:fldCharType="separate"/>
+        </w:r>
+        <w:r>
+          <w:rPr>
+            <w:noProof/>
+            <w:webHidden/>
+          </w:rPr>
+          <w:t>5</w:t>
+        </w:r>
+        <w:r>
+          <w:rPr>
+            <w:noProof/>
+            <w:webHidden/>
+          </w:rPr>
+          <w:fldChar w:fldCharType="end"/>
+        </w:r>
+      </w:hyperlink>
+    </w:p>
+    <w:p>
+      <w:pPr>
+        <w:pStyle w:val="TOC3"/>
+        <w:tabs>
+          <w:tab w:val="right" w:leader="dot" w:pos="8630"/>
+        </w:tabs>
+        <w:rPr>
+          <w:noProof/>
+        </w:rPr>
+      </w:pPr>
+      <w:hyperlink w:anchor="_Toc228193380" w:history="1">
+        <w:r>
+          <w:rPr>
+            <w:rStyle w:val="Hyperlink"/>
+            <w:noProof/>
+          </w:rPr>
+          <w:t>Calling</w:t>
+        </w:r>
+        <w:r>
+          <w:rPr>
+            <w:noProof/>
+            <w:webHidden/>
+          </w:rPr>
+          <w:tab/>
+        </w:r>
+        <w:r>
+          <w:rPr>
+            <w:noProof/>
+            <w:webHidden/>
+          </w:rPr>
+          <w:fldChar w:fldCharType="begin"/>
+        </w:r>
+        <w:r>
+          <w:rPr>
+            <w:noProof/>
+            <w:webHidden/>
+          </w:rPr>
+          <w:instrText xml:space="preserve"> PAGEREF _Toc228193380 \h </w:instrText>
+        </w:r>
+        <w:r>
+          <w:rPr>
+            <w:noProof/>
+            <w:webHidden/>
+          </w:rPr>
+        </w:r>
+        <w:r>
+          <w:rPr>
+            <w:noProof/>
+            <w:webHidden/>
+          </w:rPr>
+          <w:fldChar w:fldCharType="separate"/>
+        </w:r>
+        <w:r>
+          <w:rPr>
+            <w:noProof/>
+            <w:webHidden/>
+          </w:rPr>
+          <w:t>5</w:t>
+        </w:r>
+        <w:r>
+          <w:rPr>
+            <w:noProof/>
+            <w:webHidden/>
+          </w:rPr>
+          <w:fldChar w:fldCharType="end"/>
+        </w:r>
+      </w:hyperlink>
+    </w:p>
+    <w:p>
+      <w:pPr>
+        <w:pStyle w:val="TOC3"/>
+        <w:tabs>
+          <w:tab w:val="right" w:leader="dot" w:pos="8630"/>
+        </w:tabs>
+        <w:rPr>
+          <w:noProof/>
+        </w:rPr>
+      </w:pPr>
+      <w:hyperlink w:anchor="_Toc228193381" w:history="1">
+        <w:r>
+          <w:rPr>
+            <w:rStyle w:val="Hyperlink"/>
+            <w:noProof/>
+          </w:rPr>
+          <w:t>SIP</w:t>
+        </w:r>
+        <w:r>
+          <w:rPr>
+            <w:noProof/>
+            <w:webHidden/>
+          </w:rPr>
+          <w:tab/>
+        </w:r>
+        <w:r>
+          <w:rPr>
+            <w:noProof/>
+            <w:webHidden/>
+          </w:rPr>
+          <w:fldChar w:fldCharType="begin"/>
+        </w:r>
+        <w:r>
+          <w:rPr>
+            <w:noProof/>
+            <w:webHidden/>
+          </w:rPr>
+          <w:instrText xml:space="preserve"> PAGEREF _Toc228193381 \h </w:instrText>
+        </w:r>
+        <w:r>
+          <w:rPr>
+            <w:noProof/>
+            <w:webHidden/>
+          </w:rPr>
+        </w:r>
+        <w:r>
+          <w:rPr>
+            <w:noProof/>
+            <w:webHidden/>
+          </w:rPr>
+          <w:fldChar w:fldCharType="separate"/>
+        </w:r>
+        <w:r>
+          <w:rPr>
+            <w:noProof/>
+            <w:webHidden/>
+          </w:rPr>
+          <w:t>5</w:t>
+        </w:r>
+        <w:r>
+          <w:rPr>
+            <w:noProof/>
+            <w:webHidden/>
+          </w:rPr>
+          <w:fldChar w:fldCharType="end"/>
+        </w:r>
+      </w:hyperlink>
+    </w:p>
+    <w:p>
+      <w:pPr>
+        <w:pStyle w:val="TOC3"/>
+        <w:tabs>
+          <w:tab w:val="right" w:leader="dot" w:pos="8630"/>
+        </w:tabs>
+        <w:rPr>
+          <w:noProof/>
+        </w:rPr>
+      </w:pPr>
+      <w:hyperlink w:anchor="_Toc228193382" w:history="1">
+        <w:r>
+          <w:rPr>
+            <w:rStyle w:val="Hyperlink"/>
+            <w:noProof/>
+          </w:rPr>
+          <w:t>Messaging</w:t>
+        </w:r>
+        <w:r>
+          <w:rPr>
+            <w:noProof/>
+            <w:webHidden/>
+          </w:rPr>
+          <w:tab/>
+        </w:r>
+        <w:r>
+          <w:rPr>
+            <w:noProof/>
+            <w:webHidden/>
+          </w:rPr>
+          <w:fldChar w:fldCharType="begin"/>
+        </w:r>
+        <w:r>
+          <w:rPr>
+            <w:noProof/>
+            <w:webHidden/>
+          </w:rPr>
+          <w:instrText xml:space="preserve"> PAGEREF _Toc228193382 \h </w:instrText>
+        </w:r>
+        <w:r>
+          <w:rPr>
+            <w:noProof/>
+            <w:webHidden/>
+          </w:rPr>
+        </w:r>
+        <w:r>
+          <w:rPr>
+            <w:noProof/>
+            <w:webHidden/>
+          </w:rPr>
+          <w:fldChar w:fldCharType="separate"/>
+        </w:r>
+        <w:r>
+          <w:rPr>
+            <w:noProof/>
+            <w:webHidden/>
+          </w:rPr>
+          <w:t>5</w:t>
+        </w:r>
+        <w:r>
+          <w:rPr>
+            <w:noProof/>
+            <w:webHidden/>
+          </w:rPr>
+          <w:fldChar w:fldCharType="end"/>
+        </w:r>
+      </w:hyperlink>
+    </w:p>
+    <w:p>
+      <w:pPr>
+        <w:pStyle w:val="TOC3"/>
+        <w:tabs>
+          <w:tab w:val="right" w:leader="dot" w:pos="8630"/>
+        </w:tabs>
+        <w:rPr>
+          <w:noProof/>
+        </w:rPr>
+      </w:pPr>
+      <w:hyperlink w:anchor="_Toc228193383" w:history="1">
+        <w:r>
+          <w:rPr>
+            <w:rStyle w:val="Hyperlink"/>
+            <w:noProof/>
+          </w:rPr>
+          <w:t>Notifications</w:t>
+        </w:r>
+        <w:r>
+          <w:rPr>
+            <w:noProof/>
+            <w:webHidden/>
+          </w:rPr>
+          <w:tab/>
+        </w:r>
+        <w:r>
+          <w:rPr>
+            <w:noProof/>
+            <w:webHidden/>
+          </w:rPr>
+          <w:fldChar w:fldCharType="begin"/>
+        </w:r>
+        <w:r>
+          <w:rPr>
+            <w:noProof/>
+            <w:webHidden/>
+          </w:rPr>
+          <w:instrText xml:space="preserve"> PAGEREF _Toc228193383 \h </w:instrText>
+        </w:r>
+        <w:r>
+          <w:rPr>
+            <w:noProof/>
+            <w:webHidden/>
+          </w:rPr>
+        </w:r>
+        <w:r>
+          <w:rPr>
+            <w:noProof/>
+            <w:webHidden/>
+          </w:rPr>
+          <w:fldChar w:fldCharType="separate"/>
+        </w:r>
+        <w:r>
+          <w:rPr>
+            <w:noProof/>
+            <w:webHidden/>
+          </w:rPr>
+          <w:t>6</w:t>
+        </w:r>
+        <w:r>
+          <w:rPr>
+            <w:noProof/>
+            <w:webHidden/>
+          </w:rPr>
+          <w:fldChar w:fldCharType="end"/>
+        </w:r>
+      </w:hyperlink>
+    </w:p>
+    <w:p>
+      <w:pPr>
+        <w:pStyle w:val="TOC2"/>
+        <w:tabs>
+          <w:tab w:val="right" w:leader="dot" w:pos="8630"/>
+        </w:tabs>
+        <w:rPr>
+          <w:noProof/>
+        </w:rPr>
+      </w:pPr>
+      <w:hyperlink w:anchor="_Toc228193384" w:history="1">
+        <w:r>
+          <w:rPr>
+            <w:rStyle w:val="Hyperlink"/>
+            <w:noProof/>
+          </w:rPr>
+          <w:t>5) Initialization Contract</w:t>
+        </w:r>
+        <w:r>
+          <w:rPr>
+            <w:noProof/>
+            <w:webHidden/>
+          </w:rPr>
+          <w:tab/>
+        </w:r>
+        <w:r>
+          <w:rPr>
+            <w:noProof/>
+            <w:webHidden/>
+          </w:rPr>
+          <w:fldChar w:fldCharType="begin"/>
+        </w:r>
+        <w:r>
+          <w:rPr>
+            <w:noProof/>
+            <w:webHidden/>
+          </w:rPr>
+          <w:instrText xml:space="preserve"> PAGEREF _Toc228193384 \h </w:instrText>
+        </w:r>
+        <w:r>
+          <w:rPr>
+            <w:noProof/>
+            <w:webHidden/>
+          </w:rPr>
+        </w:r>
+        <w:r>
+          <w:rPr>
+            <w:noProof/>
+            <w:webHidden/>
+          </w:rPr>
+          <w:fldChar w:fldCharType="separate"/>
+        </w:r>
+        <w:r>
+          <w:rPr>
+            <w:noProof/>
+            <w:webHidden/>
+          </w:rPr>
+          <w:t>6</w:t>
+        </w:r>
+        <w:r>
+          <w:rPr>
+            <w:noProof/>
+            <w:webHidden/>
+          </w:rPr>
+          <w:fldChar w:fldCharType="end"/>
+        </w:r>
+      </w:hyperlink>
+    </w:p>
+    <w:p>
+      <w:pPr>
+        <w:pStyle w:val="TOC2"/>
+        <w:tabs>
+          <w:tab w:val="right" w:leader="dot" w:pos="8630"/>
+        </w:tabs>
+        <w:rPr>
+          <w:noProof/>
+        </w:rPr>
+      </w:pPr>
+      <w:hyperlink w:anchor="_Toc228193385" w:history="1">
+        <w:r>
+          <w:rPr>
+            <w:rStyle w:val="Hyperlink"/>
+            <w:noProof/>
+          </w:rPr>
+          <w:t>6) Session and Token Management Rules</w:t>
+        </w:r>
+        <w:r>
+          <w:rPr>
+            <w:noProof/>
+            <w:webHidden/>
+          </w:rPr>
+          <w:tab/>
+        </w:r>
+        <w:r>
+          <w:rPr>
+            <w:noProof/>
+            <w:webHidden/>
+          </w:rPr>
+          <w:fldChar w:fldCharType="begin"/>
+        </w:r>
+        <w:r>
+          <w:rPr>
+            <w:noProof/>
+            <w:webHidden/>
+          </w:rPr>
+          <w:instrText xml:space="preserve"> PAGEREF _Toc228193385 \h </w:instrText>
+        </w:r>
+        <w:r>
+          <w:rPr>
+            <w:noProof/>
+            <w:webHidden/>
+          </w:rPr>
+        </w:r>
+        <w:r>
+          <w:rPr>
+            <w:noProof/>
+            <w:webHidden/>
+          </w:rPr>
+          <w:fldChar w:fldCharType="separate"/>
+        </w:r>
+        <w:r>
+          <w:rPr>
+            <w:noProof/>
+            <w:webHidden/>
+          </w:rPr>
+          <w:t>7</w:t>
+        </w:r>
+        <w:r>
+          <w:rPr>
+            <w:noProof/>
+            <w:webHidden/>
+          </w:rPr>
+          <w:fldChar w:fldCharType="end"/>
+        </w:r>
+      </w:hyperlink>
+    </w:p>
+    <w:p>
+      <w:pPr>
+        <w:pStyle w:val="TOC2"/>
+        <w:tabs>
+          <w:tab w:val="right" w:leader="dot" w:pos="8630"/>
+        </w:tabs>
+        <w:rPr>
+          <w:noProof/>
+        </w:rPr>
+      </w:pPr>
+      <w:hyperlink w:anchor="_Toc228193386" w:history="1">
+        <w:r>
+          <w:rPr>
+            <w:rStyle w:val="Hyperlink"/>
+            <w:noProof/>
+          </w:rPr>
+          <w:t>7) Event Contract (Cross-Platform Consistency)</w:t>
+        </w:r>
+        <w:r>
+          <w:rPr>
+            <w:noProof/>
+            <w:webHidden/>
+          </w:rPr>
+          <w:tab/>
+        </w:r>
+        <w:r>
+          <w:rPr>
+            <w:noProof/>
+            <w:webHidden/>
+          </w:rPr>
+          <w:fldChar w:fldCharType="begin"/>
+        </w:r>
+        <w:r>
+          <w:rPr>
+            <w:noProof/>
+            <w:webHidden/>
+          </w:rPr>
+          <w:instrText xml:space="preserve"> PAGEREF _Toc228193386 \h </w:instrText>
+        </w:r>
+        <w:r>
+          <w:rPr>
+            <w:noProof/>
+            <w:webHidden/>
+          </w:rPr>
+        </w:r>
+        <w:r>
+          <w:rPr>
+            <w:noProof/>
+            <w:webHidden/>
+          </w:rPr>
+          <w:fldChar w:fldCharType="separate"/>
+        </w:r>
+        <w:r>
+          <w:rPr>
+            <w:noProof/>
+            <w:webHidden/>
+          </w:rPr>
+          <w:t>7</w:t>
+        </w:r>
+        <w:r>
+          <w:rPr>
+            <w:noProof/>
+            <w:webHidden/>
+          </w:rPr>
+          <w:fldChar w:fldCharType="end"/>
+        </w:r>
+      </w:hyperlink>
+    </w:p>
+    <w:p>
+      <w:pPr>
+        <w:pStyle w:val="TOC2"/>
+        <w:tabs>
+          <w:tab w:val="right" w:leader="dot" w:pos="8630"/>
+        </w:tabs>
+        <w:rPr>
+          <w:noProof/>
+        </w:rPr>
+      </w:pPr>
+      <w:hyperlink w:anchor="_Toc228193387" w:history="1">
+        <w:r>
+          <w:rPr>
+            <w:rStyle w:val="Hyperlink"/>
+            <w:noProof/>
+          </w:rPr>
+          <w:t>8) Error Model</w:t>
+        </w:r>
+        <w:r>
+          <w:rPr>
+            <w:noProof/>
+            <w:webHidden/>
+          </w:rPr>
+          <w:tab/>
+        </w:r>
+        <w:r>
+          <w:rPr>
+            <w:noProof/>
+            <w:webHidden/>
+          </w:rPr>
+          <w:fldChar w:fldCharType="begin"/>
+        </w:r>
+        <w:r>
+          <w:rPr>
+            <w:noProof/>
+            <w:webHidden/>
+          </w:rPr>
+          <w:instrText xml:space="preserve"> PAGEREF _Toc228193387 \h </w:instrText>
+        </w:r>
+        <w:r>
+          <w:rPr>
+            <w:noProof/>
+            <w:webHidden/>
+          </w:rPr>
+        </w:r>
+        <w:r>
+          <w:rPr>
+            <w:noProof/>
+            <w:webHidden/>
+          </w:rPr>
+          <w:fldChar w:fldCharType="separate"/>
+        </w:r>
+        <w:r>
+          <w:rPr>
+            <w:noProof/>
+            <w:webHidden/>
+          </w:rPr>
+          <w:t>8</w:t>
+        </w:r>
+        <w:r>
+          <w:rPr>
+            <w:noProof/>
+            <w:webHidden/>
+          </w:rPr>
+          <w:fldChar w:fldCharType="end"/>
+        </w:r>
+      </w:hyperlink>
+    </w:p>
+    <w:p>
+      <w:pPr>
+        <w:pStyle w:val="TOC2"/>
+        <w:tabs>
+          <w:tab w:val="right" w:leader="dot" w:pos="8630"/>
+        </w:tabs>
+        <w:rPr>
+          <w:noProof/>
+        </w:rPr>
+      </w:pPr>
+      <w:hyperlink w:anchor="_Toc228193388" w:history="1">
+        <w:r>
+          <w:rPr>
+            <w:rStyle w:val="Hyperlink"/>
+            <w:noProof/>
+          </w:rPr>
+          <w:t>9) Reference SDK Internal Architecture</w:t>
+        </w:r>
+        <w:r>
+          <w:rPr>
+            <w:noProof/>
+            <w:webHidden/>
+          </w:rPr>
+          <w:tab/>
+        </w:r>
+        <w:r>
+          <w:rPr>
+            <w:noProof/>
+            <w:webHidden/>
+          </w:rPr>
+          <w:fldChar w:fldCharType="begin"/>
+        </w:r>
+        <w:r>
+          <w:rPr>
+            <w:noProof/>
+            <w:webHidden/>
+          </w:rPr>
+          <w:instrText xml:space="preserve"> PAGEREF _Toc228193388 \h </w:instrText>
+        </w:r>
+        <w:r>
+          <w:rPr>
+            <w:noProof/>
+            <w:webHidden/>
+          </w:rPr>
+        </w:r>
+        <w:r>
+          <w:rPr>
+            <w:noProof/>
+            <w:webHidden/>
+          </w:rPr>
+          <w:fldChar w:fldCharType="separate"/>
+        </w:r>
+        <w:r>
+          <w:rPr>
+            <w:noProof/>
+            <w:webHidden/>
+          </w:rPr>
+          <w:t>9</w:t>
+        </w:r>
+        <w:r>
+          <w:rPr>
+            <w:noProof/>
+            <w:webHidden/>
+          </w:rPr>
+          <w:fldChar w:fldCharType="end"/>
+        </w:r>
+      </w:hyperlink>
+    </w:p>
+    <w:p>
+      <w:pPr>
+        <w:pStyle w:val="TOC2"/>
+        <w:tabs>
+          <w:tab w:val="right" w:leader="dot" w:pos="8630"/>
+        </w:tabs>
+        <w:rPr>
+          <w:noProof/>
+        </w:rPr>
+      </w:pPr>
+      <w:hyperlink w:anchor="_Toc228193389" w:history="1">
+        <w:r>
+          <w:rPr>
+            <w:rStyle w:val="Hyperlink"/>
+            <w:noProof/>
+          </w:rPr>
+          <w:t>10) React SDK Implementation Guidance</w:t>
+        </w:r>
+        <w:r>
+          <w:rPr>
+            <w:noProof/>
+            <w:webHidden/>
+          </w:rPr>
+          <w:tab/>
+        </w:r>
+        <w:r>
+          <w:rPr>
+            <w:noProof/>
+            <w:webHidden/>
+          </w:rPr>
+          <w:fldChar w:fldCharType="begin"/>
+        </w:r>
+        <w:r>
+          <w:rPr>
+            <w:noProof/>
+            <w:webHidden/>
+          </w:rPr>
+          <w:instrText xml:space="preserve"> PAGEREF _Toc228193389 \h </w:instrText>
+        </w:r>
+        <w:r>
+          <w:rPr>
+            <w:noProof/>
+            <w:webHidden/>
+          </w:rPr>
+        </w:r>
+        <w:r>
+          <w:rPr>
+            <w:noProof/>
+            <w:webHidden/>
+          </w:rPr>
+          <w:fldChar w:fldCharType="separate"/>
+        </w:r>
+        <w:r>
+          <w:rPr>
+            <w:noProof/>
+            <w:webHidden/>
+          </w:rPr>
+          <w:t>9</w:t>
+        </w:r>
+        <w:r>
+          <w:rPr>
+            <w:noProof/>
+            <w:webHidden/>
+          </w:rPr>
+          <w:fldChar w:fldCharType="end"/>
+        </w:r>
+      </w:hyperlink>
+    </w:p>
+    <w:p>
+      <w:pPr>
+        <w:pStyle w:val="TOC3"/>
+        <w:tabs>
+          <w:tab w:val="right" w:leader="dot" w:pos="8630"/>
+        </w:tabs>
+        <w:rPr>
+          <w:noProof/>
+        </w:rPr>
+      </w:pPr>
+      <w:hyperlink w:anchor="_Toc228193390" w:history="1">
+        <w:r>
+          <w:rPr>
+            <w:rStyle w:val="Hyperlink"/>
+            <w:noProof/>
+          </w:rPr>
+          <w:t>Packaging</w:t>
+        </w:r>
+        <w:r>
+          <w:rPr>
+            <w:noProof/>
+            <w:webHidden/>
+          </w:rPr>
+          <w:tab/>
+        </w:r>
+        <w:r>
+          <w:rPr>
+            <w:noProof/>
+            <w:webHidden/>
+          </w:rPr>
+          <w:fldChar w:fldCharType="begin"/>
+        </w:r>
+        <w:r>
+          <w:rPr>
+            <w:noProof/>
+            <w:webHidden/>
+          </w:rPr>
+          <w:instrText xml:space="preserve"> PAGEREF _Toc228193390 \h </w:instrText>
+        </w:r>
+        <w:r>
+          <w:rPr>
+            <w:noProof/>
+            <w:webHidden/>
+          </w:rPr>
+        </w:r>
+        <w:r>
+          <w:rPr>
+            <w:noProof/>
+            <w:webHidden/>
+          </w:rPr>
+          <w:fldChar w:fldCharType="separate"/>
+        </w:r>
+        <w:r>
+          <w:rPr>
+            <w:noProof/>
+            <w:webHidden/>
+          </w:rPr>
+          <w:t>9</w:t>
+        </w:r>
+        <w:r>
+          <w:rPr>
+            <w:noProof/>
+            <w:webHidden/>
+          </w:rPr>
+          <w:fldChar w:fldCharType="end"/>
+        </w:r>
+      </w:hyperlink>
+    </w:p>
+    <w:p>
+      <w:pPr>
+        <w:pStyle w:val="TOC3"/>
+        <w:tabs>
+          <w:tab w:val="right" w:leader="dot" w:pos="8630"/>
+        </w:tabs>
+        <w:rPr>
+          <w:noProof/>
+        </w:rPr>
+      </w:pPr>
+      <w:hyperlink w:anchor="_Toc228193391" w:history="1">
+        <w:r>
+          <w:rPr>
+            <w:rStyle w:val="Hyperlink"/>
+            <w:noProof/>
+          </w:rPr>
+          <w:t>Integration style</w:t>
+        </w:r>
+        <w:r>
+          <w:rPr>
+            <w:noProof/>
+            <w:webHidden/>
+          </w:rPr>
+          <w:tab/>
+        </w:r>
+        <w:r>
+          <w:rPr>
+            <w:noProof/>
+            <w:webHidden/>
+          </w:rPr>
+          <w:fldChar w:fldCharType="begin"/>
+        </w:r>
+        <w:r>
+          <w:rPr>
+            <w:noProof/>
+            <w:webHidden/>
+          </w:rPr>
+          <w:instrText xml:space="preserve"> PAGEREF _Toc228193391 \h </w:instrText>
+        </w:r>
+        <w:r>
+          <w:rPr>
+            <w:noProof/>
+            <w:webHidden/>
+          </w:rPr>
+        </w:r>
+        <w:r>
+          <w:rPr>
+            <w:noProof/>
+            <w:webHidden/>
+          </w:rPr>
+          <w:fldChar w:fldCharType="separate"/>
+        </w:r>
+        <w:r>
+          <w:rPr>
+            <w:noProof/>
+            <w:webHidden/>
+          </w:rPr>
+          <w:t>9</w:t>
+        </w:r>
+        <w:r>
+          <w:rPr>
+            <w:noProof/>
+            <w:webHidden/>
+          </w:rPr>
+          <w:fldChar w:fldCharType="end"/>
+        </w:r>
+      </w:hyperlink>
+    </w:p>
+    <w:p>
+      <w:pPr>
+        <w:pStyle w:val="TOC3"/>
+        <w:tabs>
+          <w:tab w:val="right" w:leader="dot" w:pos="8630"/>
+        </w:tabs>
+        <w:rPr>
+          <w:noProof/>
+        </w:rPr>
+      </w:pPr>
+      <w:hyperlink w:anchor="_Toc228193392" w:history="1">
+        <w:r>
+          <w:rPr>
+            <w:rStyle w:val="Hyperlink"/>
+            <w:noProof/>
+          </w:rPr>
+          <w:t>Runtime requirements</w:t>
+        </w:r>
+        <w:r>
+          <w:rPr>
+            <w:noProof/>
+            <w:webHidden/>
+          </w:rPr>
+          <w:tab/>
+        </w:r>
+        <w:r>
+          <w:rPr>
+            <w:noProof/>
+            <w:webHidden/>
+          </w:rPr>
+          <w:fldChar w:fldCharType="begin"/>
+        </w:r>
+        <w:r>
+          <w:rPr>
+            <w:noProof/>
+            <w:webHidden/>
+          </w:rPr>
+          <w:instrText xml:space="preserve"> PAGEREF _Toc228193392 \h </w:instrText>
+        </w:r>
+        <w:r>
+          <w:rPr>
+            <w:noProof/>
+            <w:webHidden/>
+          </w:rPr>
+        </w:r>
+        <w:r>
+          <w:rPr>
+            <w:noProof/>
+            <w:webHidden/>
+          </w:rPr>
+          <w:fldChar w:fldCharType="separate"/>
+        </w:r>
+        <w:r>
+          <w:rPr>
+            <w:noProof/>
+            <w:webHidden/>
+          </w:rPr>
+          <w:t>10</w:t>
+        </w:r>
+        <w:r>
+          <w:rPr>
+            <w:noProof/>
+            <w:webHidden/>
+          </w:rPr>
+          <w:fldChar w:fldCharType="end"/>
+        </w:r>
+      </w:hyperlink>
+    </w:p>
+    <w:p>
+      <w:pPr>
+        <w:pStyle w:val="TOC3"/>
+        <w:tabs>
+          <w:tab w:val="right" w:leader="dot" w:pos="8630"/>
+        </w:tabs>
+        <w:rPr>
+          <w:noProof/>
+        </w:rPr>
+      </w:pPr>
+      <w:hyperlink w:anchor="_Toc228193393" w:history="1">
+        <w:r>
+          <w:rPr>
+            <w:rStyle w:val="Hyperlink"/>
+            <w:noProof/>
+          </w:rPr>
+          <w:t>Storage/Security</w:t>
+        </w:r>
+        <w:r>
+          <w:rPr>
+            <w:noProof/>
+            <w:webHidden/>
+          </w:rPr>
+          <w:tab/>
+        </w:r>
+        <w:r>
+          <w:rPr>
+            <w:noProof/>
+            <w:webHidden/>
+          </w:rPr>
+          <w:fldChar w:fldCharType="begin"/>
+        </w:r>
+        <w:r>
+          <w:rPr>
+            <w:noProof/>
+            <w:webHidden/>
+          </w:rPr>
+          <w:instrText xml:space="preserve"> PAGEREF _Toc228193393 \h </w:instrText>
+        </w:r>
+        <w:r>
+          <w:rPr>
+            <w:noProof/>
+            <w:webHidden/>
+          </w:rPr>
+        </w:r>
+        <w:r>
+          <w:rPr>
+            <w:noProof/>
+            <w:webHidden/>
+          </w:rPr>
+          <w:fldChar w:fldCharType="separate"/>
+        </w:r>
+        <w:r>
+          <w:rPr>
+            <w:noProof/>
+            <w:webHidden/>
+          </w:rPr>
+          <w:t>10</w:t>
+        </w:r>
+        <w:r>
+          <w:rPr>
+            <w:noProof/>
+            <w:webHidden/>
+          </w:rPr>
+          <w:fldChar w:fldCharType="end"/>
+        </w:r>
+      </w:hyperlink>
+    </w:p>
+    <w:p>
+      <w:pPr>
+        <w:pStyle w:val="TOC2"/>
+        <w:tabs>
+          <w:tab w:val="right" w:leader="dot" w:pos="8630"/>
+        </w:tabs>
+        <w:rPr>
+          <w:noProof/>
+        </w:rPr>
+      </w:pPr>
+      <w:hyperlink w:anchor="_Toc228193394" w:history="1">
+        <w:r>
+          <w:rPr>
+            <w:rStyle w:val="Hyperlink"/>
+            <w:noProof/>
+          </w:rPr>
+          <w:t>11) Kotlin SDK (Android) Implementation Guidance</w:t>
+        </w:r>
+        <w:r>
+          <w:rPr>
+            <w:noProof/>
+            <w:webHidden/>
+          </w:rPr>
+          <w:tab/>
+        </w:r>
+        <w:r>
+          <w:rPr>
+            <w:noProof/>
+            <w:webHidden/>
+          </w:rPr>
+          <w:fldChar w:fldCharType="begin"/>
+        </w:r>
+        <w:r>
+          <w:rPr>
+            <w:noProof/>
+            <w:webHidden/>
+          </w:rPr>
+          <w:instrText xml:space="preserve"> PAGEREF _Toc228193394 \h </w:instrText>
+        </w:r>
+        <w:r>
+          <w:rPr>
+            <w:noProof/>
+            <w:webHidden/>
+          </w:rPr>
+        </w:r>
+        <w:r>
+          <w:rPr>
+            <w:noProof/>
+            <w:webHidden/>
+          </w:rPr>
+          <w:fldChar w:fldCharType="separate"/>
+        </w:r>
+        <w:r>
+          <w:rPr>
+            <w:noProof/>
+            <w:webHidden/>
+          </w:rPr>
+          <w:t>10</w:t>
+        </w:r>
+        <w:r>
+          <w:rPr>
+            <w:noProof/>
+            <w:webHidden/>
+          </w:rPr>
+          <w:fldChar w:fldCharType="end"/>
+        </w:r>
+      </w:hyperlink>
+    </w:p>
+    <w:p>
+      <w:pPr>
+        <w:pStyle w:val="TOC3"/>
+        <w:tabs>
+          <w:tab w:val="right" w:leader="dot" w:pos="8630"/>
+        </w:tabs>
+        <w:rPr>
+          <w:noProof/>
+        </w:rPr>
+      </w:pPr>
+      <w:hyperlink w:anchor="_Toc228193395" w:history="1">
+        <w:r>
+          <w:rPr>
+            <w:rStyle w:val="Hyperlink"/>
+            <w:noProof/>
+          </w:rPr>
+          <w:t>Packaging</w:t>
+        </w:r>
+        <w:r>
+          <w:rPr>
+            <w:noProof/>
+            <w:webHidden/>
+          </w:rPr>
+          <w:tab/>
+        </w:r>
+        <w:r>
+          <w:rPr>
+            <w:noProof/>
+            <w:webHidden/>
+          </w:rPr>
+          <w:fldChar w:fldCharType="begin"/>
+        </w:r>
+        <w:r>
+          <w:rPr>
+            <w:noProof/>
+            <w:webHidden/>
+          </w:rPr>
+          <w:instrText xml:space="preserve"> PAGEREF _Toc228193395 \h </w:instrText>
+        </w:r>
+        <w:r>
+          <w:rPr>
+            <w:noProof/>
+            <w:webHidden/>
+          </w:rPr>
+        </w:r>
+        <w:r>
+          <w:rPr>
+            <w:noProof/>
+            <w:webHidden/>
+          </w:rPr>
+          <w:fldChar w:fldCharType="separate"/>
+        </w:r>
+        <w:r>
+          <w:rPr>
+            <w:noProof/>
+            <w:webHidden/>
+          </w:rPr>
+          <w:t>10</w:t>
+        </w:r>
+        <w:r>
+          <w:rPr>
+            <w:noProof/>
+            <w:webHidden/>
+          </w:rPr>
+          <w:fldChar w:fldCharType="end"/>
+        </w:r>
+      </w:hyperlink>
+    </w:p>
+    <w:p>
+      <w:pPr>
+        <w:pStyle w:val="TOC3"/>
+        <w:tabs>
+          <w:tab w:val="right" w:leader="dot" w:pos="8630"/>
+        </w:tabs>
+        <w:rPr>
+          <w:noProof/>
+        </w:rPr>
+      </w:pPr>
+      <w:hyperlink w:anchor="_Toc228193396" w:history="1">
+        <w:r>
+          <w:rPr>
+            <w:rStyle w:val="Hyperlink"/>
+            <w:noProof/>
+          </w:rPr>
+          <w:t>Core technologies</w:t>
+        </w:r>
+        <w:r>
+          <w:rPr>
+            <w:noProof/>
+            <w:webHidden/>
+          </w:rPr>
+          <w:tab/>
+        </w:r>
+        <w:r>
+          <w:rPr>
+            <w:noProof/>
+            <w:webHidden/>
+          </w:rPr>
+          <w:fldChar w:fldCharType="begin"/>
+        </w:r>
+        <w:r>
+          <w:rPr>
+            <w:noProof/>
+            <w:webHidden/>
+          </w:rPr>
+          <w:instrText xml:space="preserve"> PAGEREF _Toc228193396 \h </w:instrText>
+        </w:r>
+        <w:r>
+          <w:rPr>
+            <w:noProof/>
+            <w:webHidden/>
+          </w:rPr>
+        </w:r>
+        <w:r>
+          <w:rPr>
+            <w:noProof/>
+            <w:webHidden/>
+          </w:rPr>
+          <w:fldChar w:fldCharType="separate"/>
+        </w:r>
+        <w:r>
+          <w:rPr>
+            <w:noProof/>
+            <w:webHidden/>
+          </w:rPr>
+          <w:t>10</w:t>
+        </w:r>
+        <w:r>
+          <w:rPr>
+            <w:noProof/>
+            <w:webHidden/>
+          </w:rPr>
+          <w:fldChar w:fldCharType="end"/>
+        </w:r>
+      </w:hyperlink>
+    </w:p>
+    <w:p>
+      <w:pPr>
+        <w:pStyle w:val="TOC3"/>
+        <w:tabs>
+          <w:tab w:val="right" w:leader="dot" w:pos="8630"/>
+        </w:tabs>
+        <w:rPr>
+          <w:noProof/>
+        </w:rPr>
+      </w:pPr>
+      <w:hyperlink w:anchor="_Toc228193397" w:history="1">
+        <w:r>
+          <w:rPr>
+            <w:rStyle w:val="Hyperlink"/>
+            <w:noProof/>
+          </w:rPr>
+          <w:t>API surface</w:t>
+        </w:r>
+        <w:r>
+          <w:rPr>
+            <w:noProof/>
+            <w:webHidden/>
+          </w:rPr>
+          <w:tab/>
+        </w:r>
+        <w:r>
+          <w:rPr>
+            <w:noProof/>
+            <w:webHidden/>
+          </w:rPr>
+          <w:fldChar w:fldCharType="begin"/>
+        </w:r>
+        <w:r>
+          <w:rPr>
+            <w:noProof/>
+            <w:webHidden/>
+          </w:rPr>
+          <w:instrText xml:space="preserve"> PAGEREF _Toc228193397 \h </w:instrText>
+        </w:r>
+        <w:r>
+          <w:rPr>
+            <w:noProof/>
+            <w:webHidden/>
+          </w:rPr>
+        </w:r>
+        <w:r>
+          <w:rPr>
+            <w:noProof/>
+            <w:webHidden/>
+          </w:rPr>
+          <w:fldChar w:fldCharType="separate"/>
+        </w:r>
+        <w:r>
+          <w:rPr>
+            <w:noProof/>
+            <w:webHidden/>
+          </w:rPr>
+          <w:t>10</w:t>
+        </w:r>
+        <w:r>
+          <w:rPr>
+            <w:noProof/>
+            <w:webHidden/>
+          </w:rPr>
+          <w:fldChar w:fldCharType="end"/>
+        </w:r>
+      </w:hyperlink>
+    </w:p>
+    <w:p>
+      <w:pPr>
+        <w:pStyle w:val="TOC3"/>
+        <w:tabs>
+          <w:tab w:val="right" w:leader="dot" w:pos="8630"/>
+        </w:tabs>
+        <w:rPr>
+          <w:noProof/>
+        </w:rPr>
+      </w:pPr>
+      <w:hyperlink w:anchor="_Toc228193398" w:history="1">
+        <w:r>
+          <w:rPr>
+            <w:rStyle w:val="Hyperlink"/>
+            <w:noProof/>
+          </w:rPr>
+          <w:t>Android specifics</w:t>
+        </w:r>
+        <w:r>
+          <w:rPr>
+            <w:noProof/>
+            <w:webHidden/>
+          </w:rPr>
+          <w:tab/>
+        </w:r>
+        <w:r>
+          <w:rPr>
+            <w:noProof/>
+            <w:webHidden/>
+          </w:rPr>
+          <w:fldChar w:fldCharType="begin"/>
+        </w:r>
+        <w:r>
+          <w:rPr>
+            <w:noProof/>
+            <w:webHidden/>
+          </w:rPr>
+          <w:instrText xml:space="preserve"> PAGEREF _Toc228193398 \h </w:instrText>
+        </w:r>
+        <w:r>
+          <w:rPr>
+            <w:noProof/>
+            <w:webHidden/>
+          </w:rPr>
+        </w:r>
+        <w:r>
+          <w:rPr>
+            <w:noProof/>
+            <w:webHidden/>
+          </w:rPr>
+          <w:fldChar w:fldCharType="separate"/>
+        </w:r>
+        <w:r>
+          <w:rPr>
+            <w:noProof/>
+            <w:webHidden/>
+          </w:rPr>
+          <w:t>11</w:t>
+        </w:r>
+        <w:r>
+          <w:rPr>
+            <w:noProof/>
+            <w:webHidden/>
+          </w:rPr>
+          <w:fldChar w:fldCharType="end"/>
+        </w:r>
+      </w:hyperlink>
+    </w:p>
+    <w:p>
+      <w:pPr>
+        <w:pStyle w:val="TOC2"/>
+        <w:tabs>
+          <w:tab w:val="right" w:leader="dot" w:pos="8630"/>
+        </w:tabs>
+        <w:rPr>
+          <w:noProof/>
+        </w:rPr>
+      </w:pPr>
+      <w:hyperlink w:anchor="_Toc228193399" w:history="1">
+        <w:r>
+          <w:rPr>
+            <w:rStyle w:val="Hyperlink"/>
+            <w:noProof/>
+          </w:rPr>
+          <w:t>12) Swift SDK (iOS) Implementation Guidance</w:t>
+        </w:r>
+        <w:r>
+          <w:rPr>
+            <w:noProof/>
+            <w:webHidden/>
+          </w:rPr>
+          <w:tab/>
+        </w:r>
+        <w:r>
+          <w:rPr>
+            <w:noProof/>
+            <w:webHidden/>
+          </w:rPr>
+          <w:fldChar w:fldCharType="begin"/>
+        </w:r>
+        <w:r>
+          <w:rPr>
+            <w:noProof/>
+            <w:webHidden/>
+          </w:rPr>
+          <w:instrText xml:space="preserve"> PAGEREF _Toc228193399 \h </w:instrText>
+        </w:r>
+        <w:r>
+          <w:rPr>
+            <w:noProof/>
+            <w:webHidden/>
+          </w:rPr>
+        </w:r>
+        <w:r>
+          <w:rPr>
+            <w:noProof/>
+            <w:webHidden/>
+          </w:rPr>
+          <w:fldChar w:fldCharType="separate"/>
+        </w:r>
+        <w:r>
+          <w:rPr>
+            <w:noProof/>
+            <w:webHidden/>
+          </w:rPr>
+          <w:t>11</w:t>
+        </w:r>
+        <w:r>
+          <w:rPr>
+            <w:noProof/>
+            <w:webHidden/>
+          </w:rPr>
+          <w:fldChar w:fldCharType="end"/>
+        </w:r>
+      </w:hyperlink>
+    </w:p>
+    <w:p>
+      <w:pPr>
+        <w:pStyle w:val="TOC3"/>
+        <w:tabs>
+          <w:tab w:val="right" w:leader="dot" w:pos="8630"/>
+        </w:tabs>
+        <w:rPr>
+          <w:noProof/>
+        </w:rPr>
+      </w:pPr>
+      <w:hyperlink w:anchor="_Toc228193400" w:history="1">
+        <w:r>
+          <w:rPr>
+            <w:rStyle w:val="Hyperlink"/>
+            <w:noProof/>
+          </w:rPr>
+          <w:t>Packaging</w:t>
+        </w:r>
+        <w:r>
+          <w:rPr>
+            <w:noProof/>
+            <w:webHidden/>
+          </w:rPr>
+          <w:tab/>
+        </w:r>
+        <w:r>
+          <w:rPr>
+            <w:noProof/>
+            <w:webHidden/>
+          </w:rPr>
+          <w:fldChar w:fldCharType="begin"/>
+        </w:r>
+        <w:r>
+          <w:rPr>
+            <w:noProof/>
+            <w:webHidden/>
+          </w:rPr>
+          <w:instrText xml:space="preserve"> PAGEREF _Toc228193400 \h </w:instrText>
+        </w:r>
+        <w:r>
+          <w:rPr>
+            <w:noProof/>
+            <w:webHidden/>
+          </w:rPr>
+        </w:r>
+        <w:r>
+          <w:rPr>
+            <w:noProof/>
+            <w:webHidden/>
+          </w:rPr>
+          <w:fldChar w:fldCharType="separate"/>
+        </w:r>
+        <w:r>
+          <w:rPr>
+            <w:noProof/>
+            <w:webHidden/>
+          </w:rPr>
+          <w:t>11</w:t>
+        </w:r>
+        <w:r>
+          <w:rPr>
+            <w:noProof/>
+            <w:webHidden/>
+          </w:rPr>
+          <w:fldChar w:fldCharType="end"/>
+        </w:r>
+      </w:hyperlink>
+    </w:p>
+    <w:p>
+      <w:pPr>
+        <w:pStyle w:val="TOC3"/>
+        <w:tabs>
+          <w:tab w:val="right" w:leader="dot" w:pos="8630"/>
+        </w:tabs>
+        <w:rPr>
+          <w:noProof/>
+        </w:rPr>
+      </w:pPr>
+      <w:hyperlink w:anchor="_Toc228193401" w:history="1">
+        <w:r>
+          <w:rPr>
+            <w:rStyle w:val="Hyperlink"/>
+            <w:noProof/>
+          </w:rPr>
+          <w:t>Core technologies</w:t>
+        </w:r>
+        <w:r>
+          <w:rPr>
+            <w:noProof/>
+            <w:webHidden/>
+          </w:rPr>
+          <w:tab/>
+        </w:r>
+        <w:r>
+          <w:rPr>
+            <w:noProof/>
+            <w:webHidden/>
+          </w:rPr>
+          <w:fldChar w:fldCharType="begin"/>
+        </w:r>
+        <w:r>
+          <w:rPr>
+            <w:noProof/>
+            <w:webHidden/>
+          </w:rPr>
+          <w:instrText xml:space="preserve"> PAGEREF _Toc228193401 \h </w:instrText>
+        </w:r>
+        <w:r>
+          <w:rPr>
+            <w:noProof/>
+            <w:webHidden/>
+          </w:rPr>
+        </w:r>
+        <w:r>
+          <w:rPr>
+            <w:noProof/>
+            <w:webHidden/>
+          </w:rPr>
+          <w:fldChar w:fldCharType="separate"/>
+        </w:r>
+        <w:r>
+          <w:rPr>
+            <w:noProof/>
+            <w:webHidden/>
+          </w:rPr>
+          <w:t>11</w:t>
+        </w:r>
+        <w:r>
+          <w:rPr>
+            <w:noProof/>
+            <w:webHidden/>
+          </w:rPr>
+          <w:fldChar w:fldCharType="end"/>
+        </w:r>
+      </w:hyperlink>
+    </w:p>
+    <w:p>
+      <w:pPr>
+        <w:pStyle w:val="TOC3"/>
+        <w:tabs>
+          <w:tab w:val="right" w:leader="dot" w:pos="8630"/>
+        </w:tabs>
+        <w:rPr>
+          <w:noProof/>
+        </w:rPr>
+      </w:pPr>
+      <w:hyperlink w:anchor="_Toc228193402" w:history="1">
+        <w:r>
+          <w:rPr>
+            <w:rStyle w:val="Hyperlink"/>
+            <w:noProof/>
+          </w:rPr>
+          <w:t>API surface</w:t>
+        </w:r>
+        <w:r>
+          <w:rPr>
+            <w:noProof/>
+            <w:webHidden/>
+          </w:rPr>
+          <w:tab/>
+        </w:r>
+        <w:r>
+          <w:rPr>
+            <w:noProof/>
+            <w:webHidden/>
+          </w:rPr>
+          <w:fldChar w:fldCharType="begin"/>
+        </w:r>
+        <w:r>
+          <w:rPr>
+            <w:noProof/>
+            <w:webHidden/>
+          </w:rPr>
+          <w:instrText xml:space="preserve"> PAGEREF _Toc228193402 \h </w:instrText>
+        </w:r>
+        <w:r>
+          <w:rPr>
+            <w:noProof/>
+            <w:webHidden/>
+          </w:rPr>
+        </w:r>
+        <w:r>
+          <w:rPr>
+            <w:noProof/>
+            <w:webHidden/>
+          </w:rPr>
+          <w:fldChar w:fldCharType="separate"/>
+        </w:r>
+        <w:r>
+          <w:rPr>
+            <w:noProof/>
+            <w:webHidden/>
+          </w:rPr>
+          <w:t>11</w:t>
+        </w:r>
+        <w:r>
+          <w:rPr>
+            <w:noProof/>
+            <w:webHidden/>
+          </w:rPr>
+          <w:fldChar w:fldCharType="end"/>
+        </w:r>
+      </w:hyperlink>
+    </w:p>
+    <w:p>
+      <w:pPr>
+        <w:pStyle w:val="TOC3"/>
+        <w:tabs>
+          <w:tab w:val="right" w:leader="dot" w:pos="8630"/>
+        </w:tabs>
+        <w:rPr>
+          <w:noProof/>
+        </w:rPr>
+      </w:pPr>
+      <w:hyperlink w:anchor="_Toc228193403" w:history="1">
+        <w:r>
+          <w:rPr>
+            <w:rStyle w:val="Hyperlink"/>
+            <w:noProof/>
+          </w:rPr>
+          <w:t>iOS specifics</w:t>
+        </w:r>
+        <w:r>
+          <w:rPr>
+            <w:noProof/>
+            <w:webHidden/>
+          </w:rPr>
+          <w:tab/>
+        </w:r>
+        <w:r>
+          <w:rPr>
+            <w:noProof/>
+            <w:webHidden/>
+          </w:rPr>
+          <w:fldChar w:fldCharType="begin"/>
+        </w:r>
+        <w:r>
+          <w:rPr>
+            <w:noProof/>
+            <w:webHidden/>
+          </w:rPr>
+          <w:instrText xml:space="preserve"> PAGEREF _Toc228193403 \h </w:instrText>
+        </w:r>
+        <w:r>
+          <w:rPr>
+            <w:noProof/>
+            <w:webHidden/>
+          </w:rPr>
+        </w:r>
+        <w:r>
+          <w:rPr>
+            <w:noProof/>
+            <w:webHidden/>
+          </w:rPr>
+          <w:fldChar w:fldCharType="separate"/>
+        </w:r>
+        <w:r>
+          <w:rPr>
+            <w:noProof/>
+            <w:webHidden/>
+          </w:rPr>
+          <w:t>11</w:t>
+        </w:r>
+        <w:r>
+          <w:rPr>
+            <w:noProof/>
+            <w:webHidden/>
+          </w:rPr>
+          <w:fldChar w:fldCharType="end"/>
+        </w:r>
+      </w:hyperlink>
+    </w:p>
+    <w:p>
+      <w:pPr>
+        <w:pStyle w:val="TOC2"/>
+        <w:tabs>
+          <w:tab w:val="right" w:leader="dot" w:pos="8630"/>
+        </w:tabs>
+        <w:rPr>
+          <w:noProof/>
+        </w:rPr>
+      </w:pPr>
+      <w:hyperlink w:anchor="_Toc228193404" w:history="1">
+        <w:r>
+          <w:rPr>
+            <w:rStyle w:val="Hyperlink"/>
+            <w:noProof/>
+          </w:rPr>
+          <w:t>13) API Retry, Timeout, and Resilience Rules</w:t>
+        </w:r>
+        <w:r>
+          <w:rPr>
+            <w:noProof/>
+            <w:webHidden/>
+          </w:rPr>
+          <w:tab/>
+        </w:r>
+        <w:r>
+          <w:rPr>
+            <w:noProof/>
+            <w:webHidden/>
+          </w:rPr>
+          <w:fldChar w:fldCharType="begin"/>
+        </w:r>
+        <w:r>
+          <w:rPr>
+            <w:noProof/>
+            <w:webHidden/>
+          </w:rPr>
+          <w:instrText xml:space="preserve"> PAGEREF _Toc228193404 \h </w:instrText>
+        </w:r>
+        <w:r>
+          <w:rPr>
+            <w:noProof/>
+            <w:webHidden/>
+          </w:rPr>
+        </w:r>
+        <w:r>
+          <w:rPr>
+            <w:noProof/>
+            <w:webHidden/>
+          </w:rPr>
+          <w:fldChar w:fldCharType="separate"/>
+        </w:r>
+        <w:r>
+          <w:rPr>
+            <w:noProof/>
+            <w:webHidden/>
+          </w:rPr>
+          <w:t>12</w:t>
+        </w:r>
+        <w:r>
+          <w:rPr>
+            <w:noProof/>
+            <w:webHidden/>
+          </w:rPr>
+          <w:fldChar w:fldCharType="end"/>
+        </w:r>
+      </w:hyperlink>
+    </w:p>
+    <w:p>
+      <w:pPr>
+        <w:pStyle w:val="TOC2"/>
+        <w:tabs>
+          <w:tab w:val="right" w:leader="dot" w:pos="8630"/>
+        </w:tabs>
+        <w:rPr>
+          <w:noProof/>
+        </w:rPr>
+      </w:pPr>
+      <w:hyperlink w:anchor="_Toc228193405" w:history="1">
+        <w:r>
+          <w:rPr>
+            <w:rStyle w:val="Hyperlink"/>
+            <w:noProof/>
+          </w:rPr>
+          <w:t>14) Versioning and Compatibility</w:t>
+        </w:r>
+        <w:r>
+          <w:rPr>
+            <w:noProof/>
+            <w:webHidden/>
+          </w:rPr>
+          <w:tab/>
+        </w:r>
+        <w:r>
+          <w:rPr>
+            <w:noProof/>
+            <w:webHidden/>
+          </w:rPr>
+          <w:fldChar w:fldCharType="begin"/>
+        </w:r>
+        <w:r>
+          <w:rPr>
+            <w:noProof/>
+            <w:webHidden/>
+          </w:rPr>
+          <w:instrText xml:space="preserve"> PAGEREF _Toc228193405 \h </w:instrText>
+        </w:r>
+        <w:r>
+          <w:rPr>
+            <w:noProof/>
+            <w:webHidden/>
+          </w:rPr>
+        </w:r>
+        <w:r>
+          <w:rPr>
+            <w:noProof/>
+            <w:webHidden/>
+          </w:rPr>
+          <w:fldChar w:fldCharType="separate"/>
+        </w:r>
+        <w:r>
+          <w:rPr>
+            <w:noProof/>
+            <w:webHidden/>
+          </w:rPr>
+          <w:t>12</w:t>
+        </w:r>
+        <w:r>
+          <w:rPr>
+            <w:noProof/>
+            <w:webHidden/>
+          </w:rPr>
+          <w:fldChar w:fldCharType="end"/>
+        </w:r>
+      </w:hyperlink>
+    </w:p>
+    <w:p>
+      <w:pPr>
+        <w:pStyle w:val="TOC2"/>
+        <w:tabs>
+          <w:tab w:val="right" w:leader="dot" w:pos="8630"/>
+        </w:tabs>
+        <w:rPr>
+          <w:noProof/>
+        </w:rPr>
+      </w:pPr>
+      <w:hyperlink w:anchor="_Toc228193406" w:history="1">
+        <w:r>
+          <w:rPr>
+            <w:rStyle w:val="Hyperlink"/>
+            <w:noProof/>
+          </w:rPr>
+          <w:t>15) QA and Release Readiness Checklist</w:t>
+        </w:r>
+        <w:r>
+          <w:rPr>
+            <w:noProof/>
+            <w:webHidden/>
+          </w:rPr>
+          <w:tab/>
+        </w:r>
+        <w:r>
+          <w:rPr>
+            <w:noProof/>
+            <w:webHidden/>
+          </w:rPr>
+          <w:fldChar w:fldCharType="begin"/>
+        </w:r>
+        <w:r>
+          <w:rPr>
+            <w:noProof/>
+            <w:webHidden/>
+          </w:rPr>
+          <w:instrText xml:space="preserve"> PAGEREF _Toc228193406 \h </w:instrText>
+        </w:r>
+        <w:r>
+          <w:rPr>
+            <w:noProof/>
+            <w:webHidden/>
+          </w:rPr>
+        </w:r>
+        <w:r>
+          <w:rPr>
+            <w:noProof/>
+            <w:webHidden/>
+          </w:rPr>
+          <w:fldChar w:fldCharType="separate"/>
+        </w:r>
+        <w:r>
+          <w:rPr>
+            <w:noProof/>
+            <w:webHidden/>
+          </w:rPr>
+          <w:t>12</w:t>
+        </w:r>
+        <w:r>
+          <w:rPr>
+            <w:noProof/>
+            <w:webHidden/>
+          </w:rPr>
+          <w:fldChar w:fldCharType="end"/>
+        </w:r>
+      </w:hyperlink>
+    </w:p>
+    <w:p>
+      <w:pPr>
+        <w:pStyle w:val="TOC2"/>
+        <w:tabs>
+          <w:tab w:val="right" w:leader="dot" w:pos="8630"/>
+        </w:tabs>
+        <w:rPr>
+          <w:noProof/>
+        </w:rPr>
+      </w:pPr>
+      <w:hyperlink w:anchor="_Toc228193407" w:history="1">
+        <w:r>
+          <w:rPr>
+            <w:rStyle w:val="Hyperlink"/>
+            <w:noProof/>
+          </w:rPr>
+          <w:t>16) Sample Cross-Platform Usage Pattern</w:t>
+        </w:r>
+        <w:r>
+          <w:rPr>
+            <w:noProof/>
+            <w:webHidden/>
+          </w:rPr>
+          <w:tab/>
+        </w:r>
+        <w:r>
+          <w:rPr>
+            <w:noProof/>
+            <w:webHidden/>
+          </w:rPr>
+          <w:fldChar w:fldCharType="begin"/>
+        </w:r>
+        <w:r>
+          <w:rPr>
+            <w:noProof/>
+            <w:webHidden/>
+          </w:rPr>
+          <w:instrText xml:space="preserve"> PAGEREF _Toc228193407 \h </w:instrText>
+        </w:r>
+        <w:r>
+          <w:rPr>
+            <w:noProof/>
+            <w:webHidden/>
+          </w:rPr>
+        </w:r>
+        <w:r>
+          <w:rPr>
+            <w:noProof/>
+            <w:webHidden/>
+          </w:rPr>
+          <w:fldChar w:fldCharType="separate"/>
+        </w:r>
+        <w:r>
+          <w:rPr>
+            <w:noProof/>
+            <w:webHidden/>
+          </w:rPr>
+          <w:t>12</w:t>
+        </w:r>
+        <w:r>
+          <w:rPr>
+            <w:noProof/>
+            <w:webHidden/>
+          </w:rPr>
+          <w:fldChar w:fldCharType="end"/>
+        </w:r>
+      </w:hyperlink>
+    </w:p>
+    <w:p>
+      <w:pPr>
+        <w:pStyle w:val="TOC2"/>
+        <w:tabs>
+          <w:tab w:val="right" w:leader="dot" w:pos="8630"/>
+        </w:tabs>
+        <w:rPr>
+          <w:noProof/>
+        </w:rPr>
+      </w:pPr>
+      <w:hyperlink w:anchor="_Toc228193408" w:history="1">
+        <w:r>
+          <w:rPr>
+            <w:rStyle w:val="Hyperlink"/>
+            <w:noProof/>
+          </w:rPr>
+          <w:t>17) SDK Sample Code (React, Kotlin, Swift)</w:t>
+        </w:r>
+        <w:r>
+          <w:rPr>
+            <w:noProof/>
+            <w:webHidden/>
+          </w:rPr>
+          <w:tab/>
+        </w:r>
+        <w:r>
+          <w:rPr>
+            <w:noProof/>
+            <w:webHidden/>
+          </w:rPr>
+          <w:fldChar w:fldCharType="begin"/>
+        </w:r>
+        <w:r>
+          <w:rPr>
+            <w:noProof/>
+            <w:webHidden/>
+          </w:rPr>
+          <w:instrText xml:space="preserve"> PAGEREF _Toc228193408 \h </w:instrText>
+        </w:r>
+        <w:r>
+          <w:rPr>
+            <w:noProof/>
+            <w:webHidden/>
+          </w:rPr>
+        </w:r>
+        <w:r>
+          <w:rPr>
+            <w:noProof/>
+            <w:webHidden/>
+          </w:rPr>
+          <w:fldChar w:fldCharType="separate"/>
+        </w:r>
+        <w:r>
+          <w:rPr>
+            <w:noProof/>
+            <w:webHidden/>
+          </w:rPr>
+          <w:t>13</w:t>
+        </w:r>
+        <w:r>
+          <w:rPr>
+            <w:noProof/>
+            <w:webHidden/>
+          </w:rPr>
+          <w:fldChar w:fldCharType="end"/>
+        </w:r>
+      </w:hyperlink>
+    </w:p>
+    <w:p>
+      <w:pPr>
+        <w:pStyle w:val="TOC3"/>
+        <w:tabs>
+          <w:tab w:val="right" w:leader="dot" w:pos="8630"/>
+        </w:tabs>
+        <w:rPr>
+          <w:noProof/>
+        </w:rPr>
+      </w:pPr>
+      <w:hyperlink w:anchor="_Toc228193409" w:history="1">
+        <w:r>
+          <w:rPr>
+            <w:rStyle w:val="Hyperlink"/>
+            <w:noProof/>
+          </w:rPr>
+          <w:t>A. React (Web) - Basic Initialization and Usage</w:t>
+        </w:r>
+        <w:r>
+          <w:rPr>
+            <w:noProof/>
+            <w:webHidden/>
+          </w:rPr>
+          <w:tab/>
+        </w:r>
+        <w:r>
+          <w:rPr>
+            <w:noProof/>
+            <w:webHidden/>
+          </w:rPr>
+          <w:fldChar w:fldCharType="begin"/>
+        </w:r>
+        <w:r>
+          <w:rPr>
+            <w:noProof/>
+            <w:webHidden/>
+          </w:rPr>
+          <w:instrText xml:space="preserve"> PAGEREF _Toc228193409 \h </w:instrText>
+        </w:r>
+        <w:r>
+          <w:rPr>
+            <w:noProof/>
+            <w:webHidden/>
+          </w:rPr>
+        </w:r>
+        <w:r>
+          <w:rPr>
+            <w:noProof/>
+            <w:webHidden/>
+          </w:rPr>
+          <w:fldChar w:fldCharType="separate"/>
+        </w:r>
+        <w:r>
+          <w:rPr>
+            <w:noProof/>
+            <w:webHidden/>
+          </w:rPr>
+          <w:t>13</w:t>
+        </w:r>
+        <w:r>
+          <w:rPr>
+            <w:noProof/>
+            <w:webHidden/>
+          </w:rPr>
+          <w:fldChar w:fldCharType="end"/>
+        </w:r>
+      </w:hyperlink>
+    </w:p>
+    <w:p>
+      <w:pPr>
+        <w:pStyle w:val="TOC3"/>
+        <w:tabs>
+          <w:tab w:val="right" w:leader="dot" w:pos="8630"/>
+        </w:tabs>
+        <w:rPr>
+          <w:noProof/>
+        </w:rPr>
+      </w:pPr>
+      <w:hyperlink w:anchor="_Toc228193410" w:history="1">
+        <w:r>
+          <w:rPr>
+            <w:rStyle w:val="Hyperlink"/>
+            <w:noProof/>
+          </w:rPr>
+          <w:t>B. React Hook-Style Wrapper Example</w:t>
+        </w:r>
+        <w:r>
+          <w:rPr>
+            <w:noProof/>
+            <w:webHidden/>
+          </w:rPr>
+          <w:tab/>
+        </w:r>
+        <w:r>
+          <w:rPr>
+            <w:noProof/>
+            <w:webHidden/>
+          </w:rPr>
+          <w:fldChar w:fldCharType="begin"/>
+        </w:r>
+        <w:r>
+          <w:rPr>
+            <w:noProof/>
+            <w:webHidden/>
+          </w:rPr>
+          <w:instrText xml:space="preserve"> PAGEREF _Toc228193410 \h </w:instrText>
+        </w:r>
+        <w:r>
+          <w:rPr>
+            <w:noProof/>
+            <w:webHidden/>
+          </w:rPr>
+        </w:r>
+        <w:r>
+          <w:rPr>
+            <w:noProof/>
+            <w:webHidden/>
+          </w:rPr>
+          <w:fldChar w:fldCharType="separate"/>
+        </w:r>
+        <w:r>
+          <w:rPr>
+            <w:noProof/>
+            <w:webHidden/>
+          </w:rPr>
+          <w:t>14</w:t>
+        </w:r>
+        <w:r>
+          <w:rPr>
+            <w:noProof/>
+            <w:webHidden/>
+          </w:rPr>
+          <w:fldChar w:fldCharType="end"/>
+        </w:r>
+      </w:hyperlink>
+    </w:p>
+    <w:p>
+      <w:pPr>
+        <w:pStyle w:val="TOC3"/>
+        <w:tabs>
+          <w:tab w:val="right" w:leader="dot" w:pos="8630"/>
+        </w:tabs>
+        <w:rPr>
+          <w:noProof/>
+        </w:rPr>
+      </w:pPr>
+      <w:hyperlink w:anchor="_Toc228193411" w:history="1">
+        <w:r>
+          <w:rPr>
+            <w:rStyle w:val="Hyperlink"/>
+            <w:noProof/>
+          </w:rPr>
+          <w:t>C. Kotlin (Android) - Initialization and Event Flow</w:t>
+        </w:r>
+        <w:r>
+          <w:rPr>
+            <w:noProof/>
+            <w:webHidden/>
+          </w:rPr>
+          <w:tab/>
+        </w:r>
+        <w:r>
+          <w:rPr>
+            <w:noProof/>
+            <w:webHidden/>
+          </w:rPr>
+          <w:fldChar w:fldCharType="begin"/>
+        </w:r>
+        <w:r>
+          <w:rPr>
+            <w:noProof/>
+            <w:webHidden/>
+          </w:rPr>
+          <w:instrText xml:space="preserve"> PAGEREF _Toc228193411 \h </w:instrText>
+        </w:r>
+        <w:r>
+          <w:rPr>
+            <w:noProof/>
+            <w:webHidden/>
+          </w:rPr>
+        </w:r>
+        <w:r>
+          <w:rPr>
+            <w:noProof/>
+            <w:webHidden/>
+          </w:rPr>
+          <w:fldChar w:fldCharType="separate"/>
+        </w:r>
+        <w:r>
+          <w:rPr>
+            <w:noProof/>
+            <w:webHidden/>
+          </w:rPr>
+          <w:t>15</w:t>
+        </w:r>
+        <w:r>
+          <w:rPr>
+            <w:noProof/>
+            <w:webHidden/>
+          </w:rPr>
+          <w:fldChar w:fldCharType="end"/>
+        </w:r>
+      </w:hyperlink>
+    </w:p>
+    <w:p>
+      <w:pPr>
+        <w:pStyle w:val="TOC3"/>
+        <w:tabs>
+          <w:tab w:val="right" w:leader="dot" w:pos="8630"/>
+        </w:tabs>
+        <w:rPr>
+          <w:noProof/>
+        </w:rPr>
+      </w:pPr>
+      <w:hyperlink w:anchor="_Toc228193412" w:history="1">
+        <w:r>
+          <w:rPr>
+            <w:rStyle w:val="Hyperlink"/>
+            <w:noProof/>
+          </w:rPr>
+          <w:t>D. Swift (iOS) - Initialization and Event Flow</w:t>
+        </w:r>
+        <w:r>
+          <w:rPr>
+            <w:noProof/>
+            <w:webHidden/>
+          </w:rPr>
+          <w:tab/>
+        </w:r>
+        <w:r>
+          <w:rPr>
+            <w:noProof/>
+            <w:webHidden/>
+          </w:rPr>
+          <w:fldChar w:fldCharType="begin"/>
+        </w:r>
+        <w:r>
+          <w:rPr>
+            <w:noProof/>
+            <w:webHidden/>
+          </w:rPr>
+          <w:instrText xml:space="preserve"> PAGEREF _Toc228193412 \h </w:instrText>
+        </w:r>
+        <w:r>
+          <w:rPr>
+            <w:noProof/>
+            <w:webHidden/>
+          </w:rPr>
+        </w:r>
+        <w:r>
+          <w:rPr>
+            <w:noProof/>
+            <w:webHidden/>
+          </w:rPr>
+          <w:fldChar w:fldCharType="separate"/>
+        </w:r>
+        <w:r>
+          <w:rPr>
+            <w:noProof/>
+            <w:webHidden/>
+          </w:rPr>
+          <w:t>17</w:t>
+        </w:r>
+        <w:r>
+          <w:rPr>
+            <w:noProof/>
+            <w:webHidden/>
+          </w:rPr>
+          <w:fldChar w:fldCharType="end"/>
+        </w:r>
+      </w:hyperlink>
+    </w:p>
+    <w:p>
+      <w:pPr>
+        <w:pStyle w:val="TOC3"/>
+        <w:tabs>
+          <w:tab w:val="right" w:leader="dot" w:pos="8630"/>
+        </w:tabs>
+        <w:rPr>
+          <w:noProof/>
+        </w:rPr>
+      </w:pPr>
+      <w:hyperlink w:anchor="_Toc228193413" w:history="1">
+        <w:r>
+          <w:rPr>
+            <w:rStyle w:val="Hyperlink"/>
+            <w:noProof/>
+          </w:rPr>
+          <w:t>E. Internal SDK API Client Example (Pseudo-Code)</w:t>
+        </w:r>
+        <w:r>
+          <w:rPr>
+            <w:noProof/>
+            <w:webHidden/>
+          </w:rPr>
+          <w:tab/>
+        </w:r>
+        <w:r>
+          <w:rPr>
+            <w:noProof/>
+            <w:webHidden/>
+          </w:rPr>
+          <w:fldChar w:fldCharType="begin"/>
+        </w:r>
+        <w:r>
+          <w:rPr>
+            <w:noProof/>
+            <w:webHidden/>
+          </w:rPr>
+          <w:instrText xml:space="preserve"> PAGEREF _Toc228193413 \h </w:instrText>
+        </w:r>
+        <w:r>
+          <w:rPr>
+            <w:noProof/>
+            <w:webHidden/>
+          </w:rPr>
+        </w:r>
+        <w:r>
+          <w:rPr>
+            <w:noProof/>
+            <w:webHidden/>
+          </w:rPr>
+          <w:fldChar w:fldCharType="separate"/>
+        </w:r>
+        <w:r>
+          <w:rPr>
+            <w:noProof/>
+            <w:webHidden/>
+          </w:rPr>
+          <w:t>19</w:t>
+        </w:r>
+        <w:r>
+          <w:rPr>
+            <w:noProof/>
+            <w:webHidden/>
+          </w:rPr>
+          <w:fldChar w:fldCharType="end"/>
+        </w:r>
+      </w:hyperlink>
+    </w:p>
+    <w:p>
+      <w:pPr>
+        <w:pStyle w:val="TOC3"/>
+        <w:tabs>
+          <w:tab w:val="right" w:leader="dot" w:pos="8630"/>
+        </w:tabs>
+        <w:rPr>
+          <w:noProof/>
+        </w:rPr>
+      </w:pPr>
+      <w:hyperlink w:anchor="_Toc228193414" w:history="1">
+        <w:r>
+          <w:rPr>
+            <w:rStyle w:val="Hyperlink"/>
+            <w:noProof/>
+          </w:rPr>
+          <w:t>F. Recommended Notes for SDK Teams</w:t>
+        </w:r>
+        <w:r>
+          <w:rPr>
+            <w:noProof/>
+            <w:webHidden/>
+          </w:rPr>
+          <w:tab/>
+        </w:r>
+        <w:r>
+          <w:rPr>
+            <w:noProof/>
+            <w:webHidden/>
+          </w:rPr>
+          <w:fldChar w:fldCharType="begin"/>
+        </w:r>
+        <w:r>
+          <w:rPr>
+            <w:noProof/>
+            <w:webHidden/>
+          </w:rPr>
+          <w:instrText xml:space="preserve"> PAGEREF _Toc228193414 \h </w:instrText>
+        </w:r>
+        <w:r>
+          <w:rPr>
+            <w:noProof/>
+            <w:webHidden/>
+          </w:rPr>
+        </w:r>
+        <w:r>
+          <w:rPr>
+            <w:noProof/>
+            <w:webHidden/>
+          </w:rPr>
+          <w:fldChar w:fldCharType="separate"/>
+        </w:r>
+        <w:r>
+          <w:rPr>
+            <w:noProof/>
+            <w:webHidden/>
+          </w:rPr>
+          <w:t>21</w:t>
+        </w:r>
+        <w:r>
+          <w:rPr>
+            <w:noProof/>
+            <w:webHidden/>
+          </w:rPr>
+          <w:fldChar w:fldCharType="end"/>
+        </w:r>
+      </w:hyperlink>
+    </w:p>
+    <w:p>
+      <w:pPr>
+        <w:pStyle w:val="TOC2"/>
+        <w:tabs>
+          <w:tab w:val="right" w:leader="dot" w:pos="8630"/>
+        </w:tabs>
+        <w:rPr>
+          <w:noProof/>
+        </w:rPr>
+      </w:pPr>
+      <w:hyperlink w:anchor="_Toc228193415" w:history="1">
+        <w:r>
+          <w:rPr>
+            <w:rStyle w:val="Hyperlink"/>
+            <w:noProof/>
+          </w:rPr>
+          <w:t>18) SDK Lifecycle Sequence Diagram</w:t>
+        </w:r>
+        <w:r>
+          <w:rPr>
+            <w:noProof/>
+            <w:webHidden/>
+          </w:rPr>
+          <w:tab/>
+        </w:r>
+        <w:r>
+          <w:rPr>
+            <w:noProof/>
+            <w:webHidden/>
+          </w:rPr>
+          <w:fldChar w:fldCharType="begin"/>
+        </w:r>
+        <w:r>
+          <w:rPr>
+            <w:noProof/>
+            <w:webHidden/>
+          </w:rPr>
+          <w:instrText xml:space="preserve"> PAGEREF _Toc228193415 \h </w:instrText>
+        </w:r>
+        <w:r>
+          <w:rPr>
+            <w:noProof/>
+            <w:webHidden/>
+          </w:rPr>
+        </w:r>
+        <w:r>
+          <w:rPr>
+            <w:noProof/>
+            <w:webHidden/>
+          </w:rPr>
+          <w:fldChar w:fldCharType="separate"/>
+        </w:r>
+        <w:r>
+          <w:rPr>
+            <w:noProof/>
+            <w:webHidden/>
+          </w:rPr>
+          <w:t>21</w:t>
+        </w:r>
+        <w:r>
+          <w:rPr>
+            <w:noProof/>
+            <w:webHidden/>
+          </w:rPr>
+          <w:fldChar w:fldCharType="end"/>
+        </w:r>
+      </w:hyperlink>
+    </w:p>
+    <w:p>
+      <w:pPr>
+        <w:pStyle w:val="TOC3"/>
+        <w:tabs>
+          <w:tab w:val="right" w:leader="dot" w:pos="8630"/>
+        </w:tabs>
+        <w:rPr>
+          <w:noProof/>
+        </w:rPr>
+      </w:pPr>
+      <w:hyperlink w:anchor="_Toc228193416" w:history="1">
+        <w:r>
+          <w:rPr>
+            <w:rStyle w:val="Hyperlink"/>
+            <w:noProof/>
+          </w:rPr>
+          <w:t>Sequence Notes</w:t>
+        </w:r>
+        <w:r>
+          <w:rPr>
+            <w:noProof/>
+            <w:webHidden/>
+          </w:rPr>
+          <w:tab/>
+        </w:r>
+        <w:r>
+          <w:rPr>
+            <w:noProof/>
+            <w:webHidden/>
+          </w:rPr>
+          <w:fldChar w:fldCharType="begin"/>
+        </w:r>
+        <w:r>
+          <w:rPr>
+            <w:noProof/>
+            <w:webHidden/>
+          </w:rPr>
+          <w:instrText xml:space="preserve"> PAGEREF _Toc228193416 \h </w:instrText>
+        </w:r>
+        <w:r>
+          <w:rPr>
+            <w:noProof/>
+            <w:webHidden/>
+          </w:rPr>
+        </w:r>
+        <w:r>
+          <w:rPr>
+            <w:noProof/>
+            <w:webHidden/>
+          </w:rPr>
+          <w:fldChar w:fldCharType="separate"/>
+        </w:r>
+        <w:r>
+          <w:rPr>
+            <w:noProof/>
+            <w:webHidden/>
+          </w:rPr>
+          <w:t>22</w:t>
+        </w:r>
+        <w:r>
+          <w:rPr>
+            <w:noProof/>
+            <w:webHidden/>
+          </w:rPr>
+          <w:fldChar w:fldCharType="end"/>
+        </w:r>
+      </w:hyperlink>
+    </w:p>
+    <w:p>
       <w:r>
         <w:fldChar w:fldCharType="end"/>
       </w:r>
@@ -36,35 +3369,38 @@
       <w:pPr>
         <w:pStyle w:val="Heading1"/>
       </w:pPr>
+      <w:bookmarkStart w:id="2" w:name="_Toc228193369"/>
       <w:r>
         <w:lastRenderedPageBreak/>
         <w:t>SDK Developer Implementation Guide</w:t>
       </w:r>
+      <w:bookmarkEnd w:id="2"/>
     </w:p>
     <w:p>
       <w:pPr>
         <w:pStyle w:val="Heading1"/>
       </w:pPr>
+      <w:bookmarkStart w:id="3" w:name="_Toc228193370"/>
       <w:r>
         <w:t>Kasookoo SDK for React, Kotlin, and Swift</w:t>
       </w:r>
+      <w:bookmarkEnd w:id="3"/>
     </w:p>
     <w:p/>
     <w:p>
       <w:pPr>
         <w:pStyle w:val="Heading2"/>
       </w:pPr>
+      <w:bookmarkStart w:id="4" w:name="_Toc228193371"/>
       <w:r>
         <w:t>1) Purpose</w:t>
       </w:r>
+      <w:bookmarkEnd w:id="4"/>
     </w:p>
     <w:p/>
     <w:p>
       <w:r>
-        <w:t xml:space="preserve">This document explains how SDK developers should implement </w:t>
-      </w:r>
-      <w:r>
-        <w:t>Kasookoo frontend SDKs that consume Kasookoo backend APIs using the agreed contract model.</w:t>
+        <w:t>This document explains how SDK developers should implement Kasookoo frontend SDKs that consume Kasookoo backend APIs using the agreed contract model.</w:t>
       </w:r>
     </w:p>
     <w:p/>
@@ -103,18 +3439,22 @@
       <w:pPr>
         <w:pStyle w:val="Heading2"/>
       </w:pPr>
+      <w:bookmarkStart w:id="5" w:name="_Toc228193372"/>
       <w:r>
         <w:t>2) Scope and Principles</w:t>
       </w:r>
+      <w:bookmarkEnd w:id="5"/>
     </w:p>
     <w:p/>
     <w:p>
       <w:pPr>
         <w:pStyle w:val="Heading3"/>
       </w:pPr>
+      <w:bookmarkStart w:id="6" w:name="_Toc228193373"/>
       <w:r>
         <w:t>In Scope</w:t>
       </w:r>
+      <w:bookmarkEnd w:id="6"/>
     </w:p>
     <w:p/>
     <w:p>
@@ -162,9 +3502,11 @@
       <w:pPr>
         <w:pStyle w:val="Heading3"/>
       </w:pPr>
+      <w:bookmarkStart w:id="7" w:name="_Toc228193374"/>
       <w:r>
         <w:t>Core Principles</w:t>
       </w:r>
+      <w:bookmarkEnd w:id="7"/>
     </w:p>
     <w:p/>
     <w:p>
@@ -180,10 +3522,7 @@
         <w:pStyle w:val="ListBullet"/>
       </w:pPr>
       <w:r>
-        <w:t xml:space="preserve">SDK must expose stable, product-style </w:t>
-      </w:r>
-      <w:r>
-        <w:t>APIs (similar to Stripe/Clerk developer experience).</w:t>
+        <w:t>SDK must expose stable, product-style APIs (similar to Stripe/Clerk developer experience).</w:t>
       </w:r>
     </w:p>
     <w:p>
@@ -216,17 +3555,16 @@
       <w:pPr>
         <w:pStyle w:val="Heading2"/>
       </w:pPr>
+      <w:bookmarkStart w:id="8" w:name="_Toc228193375"/>
       <w:r>
         <w:t>3) Backend API Consumption Model</w:t>
       </w:r>
+      <w:bookmarkEnd w:id="8"/>
     </w:p>
     <w:p/>
     <w:p>
       <w:r>
-        <w:t>SDK</w:t>
-      </w:r>
-      <w:r>
-        <w:t>s should consume backend APIs through an internal API client layer. App teams should not directly manage backend endpoint orchestration.</w:t>
+        <w:t>SDKs should consume backend APIs through an internal API client layer. App teams should not directly manage backend endpoint orchestration.</w:t>
       </w:r>
     </w:p>
     <w:p/>
@@ -234,9 +3572,11 @@
       <w:pPr>
         <w:pStyle w:val="Heading3"/>
       </w:pPr>
+      <w:bookmarkStart w:id="9" w:name="_Toc228193376"/>
       <w:r>
         <w:t>Required Backend Flows</w:t>
       </w:r>
+      <w:bookmarkEnd w:id="9"/>
     </w:p>
     <w:p/>
     <w:p>
@@ -260,10 +3600,7 @@
         <w:pStyle w:val="ListNumber"/>
       </w:pPr>
       <w:r>
-        <w:t>Session rotation (optional but reco</w:t>
-      </w:r>
-      <w:r>
-        <w:t>mmended):</w:t>
+        <w:t>Session rotation (optional but recommended):</w:t>
       </w:r>
     </w:p>
     <w:p>
@@ -311,10 +3648,7 @@
         <w:pStyle w:val="ListBullet"/>
       </w:pPr>
       <w:r>
-        <w:t>`POST /api/v1/webrtc/get-call-tokens-ano</w:t>
-      </w:r>
-      <w:r>
-        <w:t>nymous` (anonymous caller flow)</w:t>
+        <w:t>`POST /api/v1/webrtc/get-call-tokens-anonymous` (anonymous caller flow)</w:t>
       </w:r>
     </w:p>
     <w:p>
@@ -394,19 +3728,23 @@
       <w:pPr>
         <w:pStyle w:val="Heading2"/>
       </w:pPr>
+      <w:bookmarkStart w:id="10" w:name="_Toc228193377"/>
       <w:r>
         <w:lastRenderedPageBreak/>
         <w:t>4) Public SDK Contract (Recommended)</w:t>
       </w:r>
+      <w:bookmarkEnd w:id="10"/>
     </w:p>
     <w:p/>
     <w:p>
       <w:pPr>
         <w:pStyle w:val="Heading3"/>
       </w:pPr>
+      <w:bookmarkStart w:id="11" w:name="_Toc228193378"/>
       <w:r>
         <w:t>Lifecycle</w:t>
       </w:r>
+      <w:bookmarkEnd w:id="11"/>
     </w:p>
     <w:p/>
     <w:p>
@@ -454,9 +3792,11 @@
       <w:pPr>
         <w:pStyle w:val="Heading3"/>
       </w:pPr>
+      <w:bookmarkStart w:id="12" w:name="_Toc228193379"/>
       <w:r>
         <w:t>Identity</w:t>
       </w:r>
+      <w:bookmarkEnd w:id="12"/>
     </w:p>
     <w:p/>
     <w:p>
@@ -480,9 +3820,11 @@
       <w:pPr>
         <w:pStyle w:val="Heading3"/>
       </w:pPr>
+      <w:bookmarkStart w:id="13" w:name="_Toc228193380"/>
       <w:r>
         <w:t>Calling</w:t>
       </w:r>
+      <w:bookmarkEnd w:id="13"/>
     </w:p>
     <w:p/>
     <w:p>
@@ -530,9 +3872,11 @@
       <w:pPr>
         <w:pStyle w:val="Heading3"/>
       </w:pPr>
+      <w:bookmarkStart w:id="14" w:name="_Toc228193381"/>
       <w:r>
         <w:t>SIP</w:t>
       </w:r>
+      <w:bookmarkEnd w:id="14"/>
     </w:p>
     <w:p/>
     <w:p>
@@ -564,9 +3908,11 @@
       <w:pPr>
         <w:pStyle w:val="Heading3"/>
       </w:pPr>
+      <w:bookmarkStart w:id="15" w:name="_Toc228193382"/>
       <w:r>
         <w:t>Messaging</w:t>
       </w:r>
+      <w:bookmarkEnd w:id="15"/>
     </w:p>
     <w:p/>
     <w:p>
@@ -623,9 +3969,11 @@
       <w:pPr>
         <w:pStyle w:val="Heading3"/>
       </w:pPr>
+      <w:bookmarkStart w:id="16" w:name="_Toc228193383"/>
       <w:r>
         <w:t>Notifications</w:t>
       </w:r>
+      <w:bookmarkEnd w:id="16"/>
     </w:p>
     <w:p/>
     <w:p>
@@ -641,10 +3989,7 @@
         <w:pStyle w:val="ListBullet"/>
       </w:pPr>
       <w:r>
-        <w:t>`notifications.unregisterDevice(pus</w:t>
-      </w:r>
-      <w:r>
-        <w:t>hToken)`</w:t>
+        <w:t>`notifications.unregisterDevice(pushToken)`</w:t>
       </w:r>
     </w:p>
     <w:p/>
@@ -652,9 +3997,11 @@
       <w:pPr>
         <w:pStyle w:val="Heading2"/>
       </w:pPr>
+      <w:bookmarkStart w:id="17" w:name="_Toc228193384"/>
       <w:r>
         <w:t>5) Initialization Contract</w:t>
       </w:r>
+      <w:bookmarkEnd w:id="17"/>
     </w:p>
     <w:p/>
     <w:p>
@@ -820,10 +4167,7 @@
         <w:pStyle w:val="ListBullet"/>
       </w:pPr>
       <w:r>
-        <w:t>`publishableKey`, `organizationI</w:t>
-      </w:r>
-      <w:r>
-        <w:t>d`, `environment` are mandatory.</w:t>
+        <w:t>`publishableKey`, `organizationId`, `environment` are mandatory.</w:t>
       </w:r>
     </w:p>
     <w:p>
@@ -848,9 +4192,11 @@
       <w:pPr>
         <w:pStyle w:val="Heading2"/>
       </w:pPr>
+      <w:bookmarkStart w:id="18" w:name="_Toc228193385"/>
       <w:r>
         <w:t>6) Session and Token Management Rules</w:t>
       </w:r>
+      <w:bookmarkEnd w:id="18"/>
     </w:p>
     <w:p/>
     <w:p>
@@ -858,10 +4204,7 @@
         <w:pStyle w:val="ListBullet"/>
       </w:pPr>
       <w:r>
-        <w:t xml:space="preserve">SDK must acquire session/token during `connect()` or lazy on </w:t>
-      </w:r>
-      <w:r>
-        <w:t>first protected action.</w:t>
+        <w:t>SDK must acquire session/token during `connect()` or lazy on first protected action.</w:t>
       </w:r>
     </w:p>
     <w:p>
@@ -893,10 +4236,7 @@
         <w:pStyle w:val="ListBullet"/>
       </w:pPr>
       <w:r>
-        <w:t>SDK must emit sessi</w:t>
-      </w:r>
-      <w:r>
-        <w:t>on lifecycle events:</w:t>
+        <w:t>SDK must emit session lifecycle events:</w:t>
       </w:r>
     </w:p>
     <w:p>
@@ -928,9 +4268,11 @@
       <w:pPr>
         <w:pStyle w:val="Heading2"/>
       </w:pPr>
+      <w:bookmarkStart w:id="19" w:name="_Toc228193386"/>
       <w:r>
         <w:t>7) Event Contract (Cross-Platform Consistency)</w:t>
       </w:r>
+      <w:bookmarkEnd w:id="19"/>
     </w:p>
     <w:p/>
     <w:p>
@@ -1144,9 +4486,11 @@
       <w:pPr>
         <w:pStyle w:val="Heading2"/>
       </w:pPr>
+      <w:bookmarkStart w:id="20" w:name="_Toc228193387"/>
       <w:r>
         <w:t>8) Error Model</w:t>
       </w:r>
+      <w:bookmarkEnd w:id="20"/>
     </w:p>
     <w:p/>
     <w:p>
@@ -1176,10 +4520,7 @@
         <w:pStyle w:val="NoSpacing"/>
       </w:pPr>
       <w:r>
-        <w:t xml:space="preserve">  "message": "Session expired. Please </w:t>
-      </w:r>
-      <w:r>
-        <w:t>reconnect.",</w:t>
+        <w:t xml:space="preserve">  "message": "Session expired. Please reconnect.",</w:t>
       </w:r>
     </w:p>
     <w:p>
@@ -1299,9 +4640,11 @@
       <w:pPr>
         <w:pStyle w:val="Heading2"/>
       </w:pPr>
+      <w:bookmarkStart w:id="21" w:name="_Toc228193388"/>
       <w:r>
         <w:t>9) Reference SDK Internal Architecture</w:t>
       </w:r>
+      <w:bookmarkEnd w:id="21"/>
     </w:p>
     <w:p/>
     <w:p>
@@ -1379,10 +4722,7 @@
         <w:pStyle w:val="ListBullet"/>
       </w:pPr>
       <w:r>
-        <w:t>`Sta</w:t>
-      </w:r>
-      <w:r>
-        <w:t>teStore`</w:t>
+        <w:t>`StateStore`</w:t>
       </w:r>
     </w:p>
     <w:p>
@@ -1413,18 +4753,22 @@
       <w:pPr>
         <w:pStyle w:val="Heading2"/>
       </w:pPr>
+      <w:bookmarkStart w:id="22" w:name="_Toc228193389"/>
       <w:r>
         <w:t>10) React SDK Implementation Guidance</w:t>
       </w:r>
+      <w:bookmarkEnd w:id="22"/>
     </w:p>
     <w:p/>
     <w:p>
       <w:pPr>
         <w:pStyle w:val="Heading3"/>
       </w:pPr>
+      <w:bookmarkStart w:id="23" w:name="_Toc228193390"/>
       <w:r>
         <w:t>Packaging</w:t>
       </w:r>
+      <w:bookmarkEnd w:id="23"/>
     </w:p>
     <w:p/>
     <w:p>
@@ -1440,10 +4784,7 @@
         <w:pStyle w:val="ListBullet"/>
       </w:pPr>
       <w:r>
-        <w:t>Build outputs: ESM + CJS + type definiti</w:t>
-      </w:r>
-      <w:r>
-        <w:t>ons</w:t>
+        <w:t>Build outputs: ESM + CJS + type definitions</w:t>
       </w:r>
     </w:p>
     <w:p/>
@@ -1451,9 +4792,11 @@
       <w:pPr>
         <w:pStyle w:val="Heading3"/>
       </w:pPr>
+      <w:bookmarkStart w:id="24" w:name="_Toc228193391"/>
       <w:r>
         <w:t>Integration style</w:t>
       </w:r>
+      <w:bookmarkEnd w:id="24"/>
     </w:p>
     <w:p/>
     <w:p>
@@ -1510,9 +4853,11 @@
       <w:pPr>
         <w:pStyle w:val="Heading3"/>
       </w:pPr>
+      <w:bookmarkStart w:id="25" w:name="_Toc228193392"/>
       <w:r>
         <w:t>Runtime requirements</w:t>
       </w:r>
+      <w:bookmarkEnd w:id="25"/>
     </w:p>
     <w:p/>
     <w:p>
@@ -1536,9 +4881,11 @@
       <w:pPr>
         <w:pStyle w:val="Heading3"/>
       </w:pPr>
+      <w:bookmarkStart w:id="26" w:name="_Toc228193393"/>
       <w:r>
         <w:t>Storage/Security</w:t>
       </w:r>
+      <w:bookmarkEnd w:id="26"/>
     </w:p>
     <w:p/>
     <w:p>
@@ -1562,18 +4909,22 @@
       <w:pPr>
         <w:pStyle w:val="Heading2"/>
       </w:pPr>
+      <w:bookmarkStart w:id="27" w:name="_Toc228193394"/>
       <w:r>
         <w:t>11) Kotlin SDK (Android) Implementation Guidance</w:t>
       </w:r>
+      <w:bookmarkEnd w:id="27"/>
     </w:p>
     <w:p/>
     <w:p>
       <w:pPr>
         <w:pStyle w:val="Heading3"/>
       </w:pPr>
+      <w:bookmarkStart w:id="28" w:name="_Toc228193395"/>
       <w:r>
         <w:t>Packaging</w:t>
       </w:r>
+      <w:bookmarkEnd w:id="28"/>
     </w:p>
     <w:p/>
     <w:p>
@@ -1597,9 +4948,11 @@
       <w:pPr>
         <w:pStyle w:val="Heading3"/>
       </w:pPr>
+      <w:bookmarkStart w:id="29" w:name="_Toc228193396"/>
       <w:r>
         <w:t>Core technologies</w:t>
       </w:r>
+      <w:bookmarkEnd w:id="29"/>
     </w:p>
     <w:p/>
     <w:p>
@@ -1623,9 +4976,11 @@
       <w:pPr>
         <w:pStyle w:val="Heading3"/>
       </w:pPr>
+      <w:bookmarkStart w:id="30" w:name="_Toc228193397"/>
       <w:r>
         <w:t>API surface</w:t>
       </w:r>
+      <w:bookmarkEnd w:id="30"/>
     </w:p>
     <w:p/>
     <w:p>
@@ -1641,10 +4996,7 @@
         <w:pStyle w:val="ListBullet"/>
       </w:pPr>
       <w:r>
-        <w:t xml:space="preserve">Event streams </w:t>
-      </w:r>
-      <w:r>
-        <w:t>via `Flow&lt;SDKEvent&gt;`</w:t>
+        <w:t>Event streams via `Flow&lt;SDKEvent&gt;`</w:t>
       </w:r>
     </w:p>
     <w:p>
@@ -1660,9 +5012,11 @@
       <w:pPr>
         <w:pStyle w:val="Heading3"/>
       </w:pPr>
+      <w:bookmarkStart w:id="31" w:name="_Toc228193398"/>
       <w:r>
         <w:t>Android specifics</w:t>
       </w:r>
+      <w:bookmarkEnd w:id="31"/>
     </w:p>
     <w:p/>
     <w:p>
@@ -1686,10 +5040,7 @@
         <w:pStyle w:val="ListBullet"/>
       </w:pPr>
       <w:r>
-        <w:t xml:space="preserve">Use encrypted/shared preferences </w:t>
-      </w:r>
-      <w:r>
-        <w:t>only when persistence is required.</w:t>
+        <w:t>Use encrypted/shared preferences only when persistence is required.</w:t>
       </w:r>
     </w:p>
     <w:p/>
@@ -1697,18 +5048,22 @@
       <w:pPr>
         <w:pStyle w:val="Heading2"/>
       </w:pPr>
+      <w:bookmarkStart w:id="32" w:name="_Toc228193399"/>
       <w:r>
         <w:t>12) Swift SDK (iOS) Implementation Guidance</w:t>
       </w:r>
+      <w:bookmarkEnd w:id="32"/>
     </w:p>
     <w:p/>
     <w:p>
       <w:pPr>
         <w:pStyle w:val="Heading3"/>
       </w:pPr>
+      <w:bookmarkStart w:id="33" w:name="_Toc228193400"/>
       <w:r>
         <w:t>Packaging</w:t>
       </w:r>
+      <w:bookmarkEnd w:id="33"/>
     </w:p>
     <w:p/>
     <w:p>
@@ -1724,9 +5079,11 @@
       <w:pPr>
         <w:pStyle w:val="Heading3"/>
       </w:pPr>
+      <w:bookmarkStart w:id="34" w:name="_Toc228193401"/>
       <w:r>
         <w:t>Core technologies</w:t>
       </w:r>
+      <w:bookmarkEnd w:id="34"/>
     </w:p>
     <w:p/>
     <w:p>
@@ -1750,10 +5107,7 @@
         <w:pStyle w:val="ListBullet"/>
       </w:pPr>
       <w:r>
-        <w:t>Event distribution: Combine and/or delegate callb</w:t>
-      </w:r>
-      <w:r>
-        <w:t>acks</w:t>
+        <w:t>Event distribution: Combine and/or delegate callbacks</w:t>
       </w:r>
     </w:p>
     <w:p/>
@@ -1761,9 +5115,11 @@
       <w:pPr>
         <w:pStyle w:val="Heading3"/>
       </w:pPr>
+      <w:bookmarkStart w:id="35" w:name="_Toc228193402"/>
       <w:r>
         <w:t>API surface</w:t>
       </w:r>
+      <w:bookmarkEnd w:id="35"/>
     </w:p>
     <w:p/>
     <w:p>
@@ -1795,9 +5151,11 @@
       <w:pPr>
         <w:pStyle w:val="Heading3"/>
       </w:pPr>
+      <w:bookmarkStart w:id="36" w:name="_Toc228193403"/>
       <w:r>
         <w:t>iOS specifics</w:t>
       </w:r>
+      <w:bookmarkEnd w:id="36"/>
     </w:p>
     <w:p/>
     <w:p>
@@ -1805,10 +5163,7 @@
         <w:pStyle w:val="ListBullet"/>
       </w:pPr>
       <w:r>
-        <w:t xml:space="preserve">Integrate APNs token registration through notification </w:t>
-      </w:r>
-      <w:r>
-        <w:t>module.</w:t>
+        <w:t>Integrate APNs token registration through notification module.</w:t>
       </w:r>
     </w:p>
     <w:p>
@@ -1832,10 +5187,12 @@
       <w:pPr>
         <w:pStyle w:val="Heading2"/>
       </w:pPr>
+      <w:bookmarkStart w:id="37" w:name="_Toc228193404"/>
       <w:r>
         <w:lastRenderedPageBreak/>
         <w:t>13) API Retry, Timeout, and Resilience Rules</w:t>
       </w:r>
+      <w:bookmarkEnd w:id="37"/>
     </w:p>
     <w:p/>
     <w:p>
@@ -1851,10 +5208,7 @@
         <w:pStyle w:val="ListBullet"/>
       </w:pPr>
       <w:r>
-        <w:t>Use exponential bac</w:t>
-      </w:r>
-      <w:r>
-        <w:t>koff for retryable failures.</w:t>
+        <w:t>Use exponential backoff for retryable failures.</w:t>
       </w:r>
     </w:p>
     <w:p>
@@ -1886,9 +5240,11 @@
       <w:pPr>
         <w:pStyle w:val="Heading2"/>
       </w:pPr>
+      <w:bookmarkStart w:id="38" w:name="_Toc228193405"/>
       <w:r>
         <w:t>14) Versioning and Compatibility</w:t>
       </w:r>
+      <w:bookmarkEnd w:id="38"/>
     </w:p>
     <w:p/>
     <w:p>
@@ -1896,10 +5252,7 @@
         <w:pStyle w:val="ListBullet"/>
       </w:pPr>
       <w:r>
-        <w:t>Use semantic versioning across al</w:t>
-      </w:r>
-      <w:r>
-        <w:t>l SDKs.</w:t>
+        <w:t>Use semantic versioning across all SDKs.</w:t>
       </w:r>
     </w:p>
     <w:p>
@@ -1931,9 +5284,11 @@
       <w:pPr>
         <w:pStyle w:val="Heading2"/>
       </w:pPr>
+      <w:bookmarkStart w:id="39" w:name="_Toc228193406"/>
       <w:r>
         <w:t>15) QA and Release Readiness Checklist</w:t>
       </w:r>
+      <w:bookmarkEnd w:id="39"/>
     </w:p>
     <w:p/>
     <w:p>
@@ -1989,10 +5344,7 @@
         <w:pStyle w:val="ListBullet"/>
       </w:pPr>
       <w:r>
-        <w:t>Documentation and samp</w:t>
-      </w:r>
-      <w:r>
-        <w:t>le apps available for each platform.</w:t>
+        <w:t>Documentation and sample apps available for each platform.</w:t>
       </w:r>
     </w:p>
     <w:p/>
@@ -2000,9 +5352,11 @@
       <w:pPr>
         <w:pStyle w:val="Heading2"/>
       </w:pPr>
+      <w:bookmarkStart w:id="40" w:name="_Toc228193407"/>
       <w:r>
         <w:t>16) Sample Cross-Platform Usage Pattern</w:t>
       </w:r>
+      <w:bookmarkEnd w:id="40"/>
     </w:p>
     <w:p/>
     <w:p>
@@ -2048,10 +5402,7 @@
         <w:pStyle w:val="ListNumber"/>
       </w:pPr>
       <w:r>
-        <w:t>Call SDK methods fo</w:t>
-      </w:r>
-      <w:r>
-        <w:t>r calling/messaging/SIP.</w:t>
+        <w:t>Call SDK methods for calling/messaging/SIP.</w:t>
       </w:r>
     </w:p>
     <w:p>
@@ -2082,21 +5433,22 @@
       <w:pPr>
         <w:pStyle w:val="Heading2"/>
       </w:pPr>
+      <w:bookmarkStart w:id="41" w:name="_Toc228193408"/>
       <w:r>
         <w:t>17) SDK Sample Code (React, Kotlin, Swift)</w:t>
       </w:r>
+      <w:bookmarkEnd w:id="41"/>
     </w:p>
     <w:p/>
     <w:p>
       <w:pPr>
         <w:pStyle w:val="Heading3"/>
       </w:pPr>
-      <w:r>
-        <w:t>A. React (Web) - Basic Initial</w:t>
-      </w:r>
-      <w:r>
-        <w:t>ization and Usage</w:t>
-      </w:r>
+      <w:bookmarkStart w:id="42" w:name="_Toc228193409"/>
+      <w:r>
+        <w:t>A. React (Web) - Basic Initialization and Usage</w:t>
+      </w:r>
+      <w:bookmarkEnd w:id="42"/>
     </w:p>
     <w:p/>
     <w:p>
@@ -2321,10 +5673,7 @@
         <w:pStyle w:val="NoSpacing"/>
       </w:pPr>
       <w:r>
-        <w:t xml:space="preserve">sdk.on("sdk.error", (event) =&gt; </w:t>
-      </w:r>
-      <w:r>
-        <w:t>console.error("SDK error:", event));</w:t>
+        <w:t>sdk.on("sdk.error", (event) =&gt; console.error("SDK error:", event));</w:t>
       </w:r>
     </w:p>
     <w:p>
@@ -2474,10 +5823,7 @@
         <w:pStyle w:val="NoSpacing"/>
       </w:pPr>
       <w:r>
-        <w:t>})</w:t>
-      </w:r>
-      <w:r>
-        <w:t>;</w:t>
+        <w:t>});</w:t>
       </w:r>
     </w:p>
     <w:p>
@@ -2546,10 +5892,7 @@
         <w:pStyle w:val="NoSpacing"/>
       </w:pPr>
       <w:r>
-        <w:t xml:space="preserve">    ph</w:t>
-      </w:r>
-      <w:r>
-        <w:t>oneNumber: "+447700900111",</w:t>
+        <w:t xml:space="preserve">    phoneNumber: "+447700900111",</w:t>
       </w:r>
     </w:p>
     <w:p>
@@ -2642,10 +5985,7 @@
         <w:pStyle w:val="NoSpacing"/>
       </w:pPr>
       <w:r>
-        <w:t xml:space="preserve">await </w:t>
-      </w:r>
-      <w:r>
-        <w:t>sdk.messaging.send({</w:t>
+        <w:t>await sdk.messaging.send({</w:t>
       </w:r>
     </w:p>
     <w:p>
@@ -2710,12 +6050,11 @@
       <w:pPr>
         <w:pStyle w:val="Heading3"/>
       </w:pPr>
-      <w:r>
-        <w:t>B. React Hook-Style Wrapper</w:t>
-      </w:r>
-      <w:r>
-        <w:t xml:space="preserve"> Example</w:t>
-      </w:r>
+      <w:bookmarkStart w:id="43" w:name="_Toc228193410"/>
+      <w:r>
+        <w:t>B. React Hook-Style Wrapper Example</w:t>
+      </w:r>
+      <w:bookmarkEnd w:id="43"/>
     </w:p>
     <w:p/>
     <w:p>
@@ -2832,10 +6171,7 @@
         <w:pStyle w:val="NoSpacing"/>
       </w:pPr>
       <w:r>
-        <w:t xml:space="preserve">      sdk.of</w:t>
-      </w:r>
-      <w:r>
-        <w:t>f("call.ended", onCallEnded);</w:t>
+        <w:t xml:space="preserve">      sdk.off("call.ended", onCallEnded);</w:t>
       </w:r>
     </w:p>
     <w:p>
@@ -2881,9 +6217,11 @@
       <w:pPr>
         <w:pStyle w:val="Heading3"/>
       </w:pPr>
+      <w:bookmarkStart w:id="44" w:name="_Toc228193411"/>
       <w:r>
         <w:t>C. Kotlin (Android) - Initialization and Event Flow</w:t>
       </w:r>
+      <w:bookmarkEnd w:id="44"/>
     </w:p>
     <w:p/>
     <w:p>
@@ -2928,10 +6266,7 @@
         <w:pStyle w:val="NoSpacing"/>
       </w:pPr>
       <w:r>
-        <w:t xml:space="preserve">        organizationId = "org</w:t>
-      </w:r>
-      <w:r>
-        <w:t>_123",</w:t>
+        <w:t xml:space="preserve">        organizationId = "org_123",</w:t>
       </w:r>
     </w:p>
     <w:p>
@@ -3150,10 +6485,7 @@
         <w:pStyle w:val="NoSpacing"/>
       </w:pPr>
       <w:r>
-        <w:t xml:space="preserve">            "message.received" -&gt; Log.d("Kasookoo", "Message</w:t>
-      </w:r>
-      <w:r>
-        <w:t>: ${event.data}")</w:t>
+        <w:t xml:space="preserve">            "message.received" -&gt; Log.d("Kasookoo", "Message: ${event.data}")</w:t>
       </w:r>
     </w:p>
     <w:p>
@@ -3286,10 +6618,7 @@
         <w:pStyle w:val="NoSpacing"/>
       </w:pPr>
       <w:r>
-        <w:t xml:space="preserve">    </w:t>
-      </w:r>
-      <w:r>
-        <w:t xml:space="preserve">    ),</w:t>
+        <w:t xml:space="preserve">        ),</w:t>
       </w:r>
     </w:p>
     <w:p>
@@ -3366,10 +6695,7 @@
         <w:pStyle w:val="NoSpacing"/>
       </w:pPr>
       <w:r>
-        <w:t>// Fetch messaging token with sender/receiver obj</w:t>
-      </w:r>
-      <w:r>
-        <w:t>ects</w:t>
+        <w:t>// Fetch messaging token with sender/receiver objects</w:t>
       </w:r>
     </w:p>
     <w:p>
@@ -3433,10 +6759,7 @@
         <w:pStyle w:val="NoSpacing"/>
       </w:pPr>
       <w:r>
-        <w:t xml:space="preserve">            phoneNu</w:t>
-      </w:r>
-      <w:r>
-        <w:t>mber = "+447700900111",</w:t>
+        <w:t xml:space="preserve">            phoneNumber = "+447700900111",</w:t>
       </w:r>
     </w:p>
     <w:p>
@@ -3586,10 +6909,7 @@
         <w:pStyle w:val="NoSpacing"/>
       </w:pPr>
       <w:r>
-        <w:t xml:space="preserve">  </w:t>
-      </w:r>
-      <w:r>
-        <w:t xml:space="preserve">      messageType = "text",</w:t>
+        <w:t xml:space="preserve">        messageType = "text",</w:t>
       </w:r>
     </w:p>
     <w:p>
@@ -3622,9 +6942,11 @@
       <w:pPr>
         <w:pStyle w:val="Heading3"/>
       </w:pPr>
+      <w:bookmarkStart w:id="45" w:name="_Toc228193412"/>
       <w:r>
         <w:t>D. Swift (iOS) - Initialization and Event Flow</w:t>
       </w:r>
+      <w:bookmarkEnd w:id="45"/>
     </w:p>
     <w:p/>
     <w:p>
@@ -3738,10 +7060,7 @@
         <w:pStyle w:val="NoSpacing"/>
       </w:pPr>
       <w:r>
-        <w:t xml:space="preserve">           </w:t>
-      </w:r>
-      <w:r>
-        <w:t xml:space="preserve"> pushNotifications: true</w:t>
+        <w:t xml:space="preserve">            pushNotifications: true</w:t>
       </w:r>
     </w:p>
     <w:p>
@@ -3843,10 +7162,7 @@
         <w:pStyle w:val="NoSpacing"/>
       </w:pPr>
       <w:r>
-        <w:t>try await sdk.connec</w:t>
-      </w:r>
-      <w:r>
-        <w:t>t()</w:t>
+        <w:t>try await sdk.connect()</w:t>
       </w:r>
     </w:p>
     <w:p>
@@ -3925,10 +7241,7 @@
         <w:pStyle w:val="NoSpacing"/>
       </w:pPr>
       <w:r>
-        <w:t xml:space="preserve">try await </w:t>
-      </w:r>
-      <w:r>
-        <w:t>sdk.call.start(</w:t>
+        <w:t>try await sdk.call.start(</w:t>
       </w:r>
     </w:p>
     <w:p>
@@ -3992,10 +7305,7 @@
         <w:pStyle w:val="NoSpacing"/>
       </w:pPr>
       <w:r>
-        <w:t xml:space="preserve">            pho</w:t>
-      </w:r>
-      <w:r>
-        <w:t>neNumber: "+447700900111",</w:t>
+        <w:t xml:space="preserve">            phoneNumber: "+447700900111",</w:t>
       </w:r>
     </w:p>
     <w:p>
@@ -4200,10 +7510,7 @@
         <w:pStyle w:val="NoSpacing"/>
       </w:pPr>
       <w:r>
-        <w:t xml:space="preserve">            phoneNumber:</w:t>
-      </w:r>
-      <w:r>
-        <w:t xml:space="preserve"> "+447700900222",</w:t>
+        <w:t xml:space="preserve">            phoneNumber: "+447700900222",</w:t>
       </w:r>
     </w:p>
     <w:p>
@@ -4289,10 +7596,7 @@
         <w:pStyle w:val="NoSpacing"/>
       </w:pPr>
       <w:r>
-        <w:t xml:space="preserve">        receiverEmail: "sarah.agent@example.c</w:t>
-      </w:r>
-      <w:r>
-        <w:t>om",</w:t>
+        <w:t xml:space="preserve">        receiverEmail: "sarah.agent@example.com",</w:t>
       </w:r>
     </w:p>
     <w:p>
@@ -4341,9 +7645,11 @@
       <w:pPr>
         <w:pStyle w:val="Heading3"/>
       </w:pPr>
+      <w:bookmarkStart w:id="46" w:name="_Toc228193413"/>
       <w:r>
         <w:t>E. Internal SDK API Client Example (Pseudo-Code)</w:t>
       </w:r>
+      <w:bookmarkEnd w:id="46"/>
     </w:p>
     <w:p/>
     <w:p>
@@ -4425,10 +7731,7 @@
         <w:pStyle w:val="NoSpacing"/>
       </w:pPr>
       <w:r>
-        <w:t xml:space="preserve">      const res = </w:t>
-      </w:r>
-      <w:r>
-        <w:t>await apiClient.createClientSession();</w:t>
+        <w:t xml:space="preserve">      const res = await apiClient.createClientSession();</w:t>
       </w:r>
     </w:p>
     <w:p>
@@ -4510,10 +7813,7 @@
         <w:pStyle w:val="NoSpacing"/>
       </w:pPr>
       <w:r>
-        <w:t xml:space="preserve">  c</w:t>
-      </w:r>
-      <w:r>
-        <w:t>onstructor(private baseUrl: string, private sessionManager: SessionManager) {}</w:t>
+        <w:t xml:space="preserve">  constructor(private baseUrl: string, private sessionManager: SessionManager) {}</w:t>
       </w:r>
     </w:p>
     <w:p>
@@ -4542,10 +7842,7 @@
         <w:pStyle w:val="NoSpacing"/>
       </w:pPr>
       <w:r>
-        <w:t xml:space="preserve">    const headers = { ...(init.headers || {}),</w:t>
-      </w:r>
-      <w:r>
-        <w:t xml:space="preserve"> Authorization: `Bearer ${token}` };</w:t>
+        <w:t xml:space="preserve">    const headers = { ...(init.headers || {}), Authorization: `Bearer ${token}` };</w:t>
       </w:r>
     </w:p>
     <w:p>
@@ -4644,10 +7941,7 @@
         <w:pStyle w:val="NoSpacing"/>
       </w:pPr>
       <w:r>
-        <w:t xml:space="preserve">    const response = await fetch(</w:t>
-      </w:r>
-      <w:r>
-        <w:t>`${this.baseUrl}/api/v1/sdk/auth/client-sessions`, {</w:t>
+        <w:t xml:space="preserve">    const response = await fetch(`${this.baseUrl}/api/v1/sdk/auth/client-sessions`, {</w:t>
       </w:r>
     </w:p>
     <w:p>
@@ -4695,10 +7989,7 @@
         <w:pStyle w:val="NoSpacing"/>
       </w:pPr>
       <w:r>
-        <w:t xml:space="preserve">        scopes: ["webrtc:token:crea</w:t>
-      </w:r>
-      <w:r>
-        <w:t>te", "messaging:send"],</w:t>
+        <w:t xml:space="preserve">        scopes: ["webrtc:token:create", "messaging:send"],</w:t>
       </w:r>
     </w:p>
     <w:p>
@@ -4775,10 +8066,7 @@
         <w:pStyle w:val="NoSpacing"/>
       </w:pPr>
       <w:r>
-        <w:t xml:space="preserve">      headers: { "Content-Type": "</w:t>
-      </w:r>
-      <w:r>
-        <w:t>application/json" },</w:t>
+        <w:t xml:space="preserve">      headers: { "Content-Type": "application/json" },</w:t>
       </w:r>
     </w:p>
     <w:p>
@@ -4984,10 +8272,7 @@
         <w:pStyle w:val="NoSpacing"/>
       </w:pPr>
       <w:r>
-        <w:t xml:space="preserve">        room_name: "chat-room-123"</w:t>
-      </w:r>
-      <w:r>
-        <w:t>,</w:t>
+        <w:t xml:space="preserve">        room_name: "chat-room-123",</w:t>
       </w:r>
     </w:p>
     <w:p>
@@ -5140,9 +8425,11 @@
       <w:pPr>
         <w:pStyle w:val="Heading3"/>
       </w:pPr>
+      <w:bookmarkStart w:id="47" w:name="_Toc228193414"/>
       <w:r>
         <w:t>F. Recommended Notes for SDK Teams</w:t>
       </w:r>
+      <w:bookmarkEnd w:id="47"/>
     </w:p>
     <w:p/>
     <w:p>
@@ -5150,10 +8437,7 @@
         <w:pStyle w:val="ListBullet"/>
       </w:pPr>
       <w:r>
-        <w:t>Treat the</w:t>
-      </w:r>
-      <w:r>
-        <w:t>se code snippets as reference patterns; adapt naming to your SDK package conventions.</w:t>
+        <w:t>Treat these code snippets as reference patterns; adapt naming to your SDK package conventions.</w:t>
       </w:r>
     </w:p>
     <w:p>
@@ -5169,10 +8453,7 @@
         <w:pStyle w:val="ListBullet"/>
       </w:pPr>
       <w:r>
-        <w:t>Ensure identical behavior for session refresh and retry logic across all platf</w:t>
-      </w:r>
-      <w:r>
-        <w:t>orms.</w:t>
+        <w:t>Ensure identical behavior for session refresh and retry logic across all platforms.</w:t>
       </w:r>
     </w:p>
     <w:p/>
@@ -5180,13 +8461,18 @@
       <w:pPr>
         <w:pStyle w:val="Heading2"/>
       </w:pPr>
+      <w:bookmarkStart w:id="48" w:name="_Toc228193415"/>
       <w:r>
         <w:t>18) SDK Lifecycle Sequence Diagram</w:t>
       </w:r>
+      <w:bookmarkEnd w:id="48"/>
     </w:p>
     <w:p/>
     <w:p>
       <w:r>
+        <w:rPr>
+          <w:noProof/>
+        </w:rPr>
         <w:lastRenderedPageBreak/>
         <w:drawing>
           <wp:inline distT="0" distB="0" distL="0" distR="0" wp14:anchorId="10034F18" wp14:editId="3705C1F5">
@@ -5224,17 +8510,17 @@
           </wp:inline>
         </w:drawing>
       </w:r>
-      <w:bookmarkStart w:id="0" w:name="_GoBack"/>
-      <w:bookmarkEnd w:id="0"/>
     </w:p>
     <w:p/>
     <w:p>
       <w:pPr>
         <w:pStyle w:val="Heading3"/>
       </w:pPr>
+      <w:bookmarkStart w:id="49" w:name="_Toc228193416"/>
       <w:r>
         <w:t>Sequence Notes</w:t>
       </w:r>
+      <w:bookmarkEnd w:id="49"/>
     </w:p>
     <w:p/>
     <w:p>
@@ -5242,10 +8528,7 @@
         <w:pStyle w:val="ListBullet"/>
       </w:pPr>
       <w:r>
-        <w:t>Identity for SDK flow</w:t>
-      </w:r>
-      <w:r>
-        <w:t>s is centered on `email`; SDK caller/callee objects should avoid `id` for frontend inputs.</w:t>
+        <w:t>Identity for SDK flows is centered on `email`; SDK caller/callee objects should avoid `id` for frontend inputs.</w:t>
       </w:r>
     </w:p>
     <w:p>
@@ -5261,10 +8544,7 @@
         <w:pStyle w:val="ListBullet"/>
       </w:pPr>
       <w:r>
-        <w:t>SDK encapsulates backend token/session handling so app d</w:t>
-      </w:r>
-      <w:r>
-        <w:t>evelopers use high-level methods only.</w:t>
+        <w:t>SDK encapsulates backend token/session handling so app developers use high-level methods only.</w:t>
       </w:r>
     </w:p>
     <w:p>
@@ -5773,10 +9053,6 @@
     <w:lsdException w:name="Book Title" w:uiPriority="33" w:qFormat="1"/>
     <w:lsdException w:name="Bibliography" w:semiHidden="1" w:uiPriority="37" w:unhideWhenUsed="1"/>
     <w:lsdException w:name="TOC Heading" w:semiHidden="1" w:uiPriority="39" w:unhideWhenUsed="1" w:qFormat="1"/>
-    <w:lsdException w:name="Grid Table Light" w:semiHidden="1" w:unhideWhenUsed="1"/>
-    <w:lsdException w:name="Grid Table 1 Light" w:semiHidden="1" w:unhideWhenUsed="1"/>
-    <w:lsdException w:name="Grid Table 2" w:semiHidden="1" w:unhideWhenUsed="1"/>
-    <w:lsdException w:name="Grid Table 3" w:semiHidden="1" w:unhideWhenUsed="1"/>
     <w:lsdException w:name="Grid Table 4" w:uiPriority="49"/>
     <w:lsdException w:name="Grid Table 5 Dark" w:uiPriority="50"/>
     <w:lsdException w:name="Grid Table 6 Colorful" w:uiPriority="51"/>
@@ -16871,6 +20147,55 @@
       </w:tcPr>
     </w:tblStylePr>
   </w:style>
+  <w:style w:type="paragraph" w:styleId="TOC1">
+    <w:name w:val="toc 1"/>
+    <w:basedOn w:val="Normal"/>
+    <w:next w:val="Normal"/>
+    <w:autoRedefine/>
+    <w:uiPriority w:val="39"/>
+    <w:unhideWhenUsed/>
+    <w:rsid w:val="00FC3ABF"/>
+    <w:pPr>
+      <w:spacing w:after="100"/>
+    </w:pPr>
+  </w:style>
+  <w:style w:type="paragraph" w:styleId="TOC2">
+    <w:name w:val="toc 2"/>
+    <w:basedOn w:val="Normal"/>
+    <w:next w:val="Normal"/>
+    <w:autoRedefine/>
+    <w:uiPriority w:val="39"/>
+    <w:unhideWhenUsed/>
+    <w:rsid w:val="00FC3ABF"/>
+    <w:pPr>
+      <w:spacing w:after="100"/>
+      <w:ind w:left="220"/>
+    </w:pPr>
+  </w:style>
+  <w:style w:type="paragraph" w:styleId="TOC3">
+    <w:name w:val="toc 3"/>
+    <w:basedOn w:val="Normal"/>
+    <w:next w:val="Normal"/>
+    <w:autoRedefine/>
+    <w:uiPriority w:val="39"/>
+    <w:unhideWhenUsed/>
+    <w:rsid w:val="00FC3ABF"/>
+    <w:pPr>
+      <w:spacing w:after="100"/>
+      <w:ind w:left="440"/>
+    </w:pPr>
+  </w:style>
+  <w:style w:type="character" w:styleId="Hyperlink">
+    <w:name w:val="Hyperlink"/>
+    <w:basedOn w:val="DefaultParagraphFont"/>
+    <w:uiPriority w:val="99"/>
+    <w:unhideWhenUsed/>
+    <w:rsid w:val="00FC3ABF"/>
+    <w:rPr>
+      <w:color w:val="0000FF" w:themeColor="hyperlink"/>
+      <w:u w:val="single"/>
+    </w:rPr>
+  </w:style>
 </w:styles>
 </file>
 
@@ -17199,7 +20524,7 @@
 </file>
 
 <file path=customXml/itemProps1.xml><?xml version="1.0" encoding="utf-8"?>
-<ds:datastoreItem xmlns:ds="http://schemas.openxmlformats.org/officeDocument/2006/customXml" ds:itemID="{B2AB12FC-5694-4562-A2C0-C03994CEAACB}">
+<ds:datastoreItem xmlns:ds="http://schemas.openxmlformats.org/officeDocument/2006/customXml" ds:itemID="{C59F0B2C-0484-456C-AD0A-DE65CDF46E54}">
   <ds:schemaRefs>
     <ds:schemaRef ds:uri="http://schemas.openxmlformats.org/officeDocument/2006/bibliography"/>
   </ds:schemaRefs>
